--- a/rapports/2026-06-06/EQ19/EQ19_enq1_v2/DR_malforme_1_31201E_11/61-65-49-84.docx
+++ b/rapports/2026-06-06/EQ19/EQ19_enq1_v2/DR_malforme_1_31201E_11/61-65-49-84.docx
@@ -297,7 +297,7 @@
           <w:color w:val="1F6FEB"/>
           <w:sz w:val="22"/>
         </w:rPr>
-        <w:t>⚠ INCOHÉRENCES À CORRIGER (86)</w:t>
+        <w:t>⚠ INCOHÉRENCES À CORRIGER (79)</w:t>
       </w:r>
     </w:p>
     <w:tbl>
@@ -994,7 +994,7 @@
                 <w:color w:val="16A34A"/>
                 <w:sz w:val="16"/>
               </w:rPr>
-              <w:t>—</w:t>
+              <w:t>s01q32, s01q36, s01q38, s04q37_modif, s02q33, s02q34, s01q00b</w:t>
             </w:r>
           </w:p>
         </w:tc>
@@ -1025,7 +1025,7 @@
                 <w:i w:val="0"/>
                 <w:sz w:val="17"/>
               </w:rPr>
-              <w:t>Incohérence!!! seulement les écoles privées paient les frais de scolarité (y compris les frais d'inscription).</w:t>
+              <w:t>Peu probable!!! Vu l'âge (13 ans) de Mariama Cire Camara ou l'année à laquelle Mariama Cire Camara a fréquenté l'école pour la dernière fois (.) le dernier diplome de Mariama Cire Camara ne peut être le Certificat d'études primaires (CEP), prière de corriger cette incohérence ou confirmer avec le QG.</w:t>
             </w:r>
           </w:p>
         </w:tc>
@@ -1115,7 +1115,7 @@
                 <w:i w:val="0"/>
                 <w:sz w:val="17"/>
               </w:rPr>
-              <w:t>Peu probable!!! Vu l'âge (13 ans) de Mariama Cire Camara ou l'année à laquelle Mariama Cire Camara a fréquenté l'école pour la dernière fois (.) le dernier diplome de Mariama Cire Camara ne peut être le Certificat d'études primaires (CEP), prière de corriger cette incohérence ou confirmer avec le QG.</w:t>
+              <w:t>Peu probable!!! Vu l'âge (16 ans) de Awa Diallo ou l'année à laquelle Awa Diallo a fréquenté l'école pour la dernière fois (.) le dernier diplome de Awa Diallo ne peut être le Certificat d'études primaires (CEP), prière de corriger cette incohérence ou confirmer avec le QG.</w:t>
             </w:r>
           </w:p>
         </w:tc>
@@ -1148,6 +1148,1176 @@
                 <w:i w:val="0"/>
                 <w:sz w:val="16"/>
               </w:rPr>
+              <w:t>S11</w:t>
+              <w:br/>
+            </w:r>
+            <w:r>
+              <w:rPr>
+                <w:b w:val="0"/>
+                <w:i w:val="0"/>
+                <w:color w:val="64748B"/>
+                <w:sz w:val="14"/>
+              </w:rPr>
+              <w:t>Logement / cadre de vie</w:t>
+            </w:r>
+          </w:p>
+        </w:tc>
+        <w:tc>
+          <w:tcPr>
+            <w:tcW w:type="dxa" w:w="1531"/>
+          </w:tcPr>
+          <w:p>
+            <w:r>
+              <w:rPr>
+                <w:b/>
+                <w:i w:val="0"/>
+                <w:color w:val="16A34A"/>
+                <w:sz w:val="16"/>
+              </w:rPr>
+              <w:t>s01q07, s01q08, s02q20, s02q22, s03q07, s02q29, s04q19, s13q02</w:t>
+            </w:r>
+          </w:p>
+        </w:tc>
+        <w:tc>
+          <w:tcPr>
+            <w:tcW w:type="dxa" w:w="1191"/>
+          </w:tcPr>
+          <w:p>
+            <w:r>
+              <w:rPr>
+                <w:b w:val="0"/>
+                <w:i w:val="0"/>
+                <w:color w:val="64748B"/>
+                <w:sz w:val="16"/>
+              </w:rPr>
+              <w:t>GT-CQ</w:t>
+            </w:r>
+          </w:p>
+        </w:tc>
+        <w:tc>
+          <w:tcPr>
+            <w:tcW w:type="dxa" w:w="4706"/>
+          </w:tcPr>
+          <w:p>
+            <w:r>
+              <w:rPr>
+                <w:b w:val="0"/>
+                <w:i w:val="0"/>
+                <w:sz w:val="17"/>
+              </w:rPr>
+              <w:t>Avertissement!! Le montant supporté (24000 FCFA) par le ménage pour cette source d’énergie (Bois de chauffe) à KEDOUGOU Rural au cours des 30 derniers jours semble incoherent, prière de confirmer ou corriger.</w:t>
+            </w:r>
+          </w:p>
+        </w:tc>
+      </w:tr>
+      <w:tr>
+        <w:tc>
+          <w:tcPr>
+            <w:tcW w:type="dxa" w:w="964"/>
+          </w:tcPr>
+          <w:p>
+            <w:r>
+              <w:rPr>
+                <w:b/>
+                <w:i w:val="0"/>
+                <w:color w:val="DC2626"/>
+                <w:sz w:val="16"/>
+              </w:rPr>
+              <w:t>Haute</w:t>
+            </w:r>
+          </w:p>
+        </w:tc>
+        <w:tc>
+          <w:tcPr>
+            <w:tcW w:type="dxa" w:w="1247"/>
+          </w:tcPr>
+          <w:p>
+            <w:r>
+              <w:rPr>
+                <w:b/>
+                <w:i w:val="0"/>
+                <w:sz w:val="16"/>
+              </w:rPr>
+              <w:t>S11</w:t>
+              <w:br/>
+            </w:r>
+            <w:r>
+              <w:rPr>
+                <w:b w:val="0"/>
+                <w:i w:val="0"/>
+                <w:color w:val="64748B"/>
+                <w:sz w:val="14"/>
+              </w:rPr>
+              <w:t>Logement / cadre de vie</w:t>
+            </w:r>
+          </w:p>
+        </w:tc>
+        <w:tc>
+          <w:tcPr>
+            <w:tcW w:type="dxa" w:w="1531"/>
+          </w:tcPr>
+          <w:p>
+            <w:r>
+              <w:rPr>
+                <w:b/>
+                <w:i w:val="0"/>
+                <w:color w:val="16A34A"/>
+                <w:sz w:val="16"/>
+              </w:rPr>
+              <w:t>s03q10__10, s04q18, s04q51, s04q51_unite, s04q39, s04q43, s04q44, s04q63</w:t>
+            </w:r>
+          </w:p>
+        </w:tc>
+        <w:tc>
+          <w:tcPr>
+            <w:tcW w:type="dxa" w:w="1191"/>
+          </w:tcPr>
+          <w:p>
+            <w:r>
+              <w:rPr>
+                <w:b w:val="0"/>
+                <w:i w:val="0"/>
+                <w:color w:val="64748B"/>
+                <w:sz w:val="16"/>
+              </w:rPr>
+              <w:t>GT-CQ</w:t>
+            </w:r>
+          </w:p>
+        </w:tc>
+        <w:tc>
+          <w:tcPr>
+            <w:tcW w:type="dxa" w:w="4706"/>
+          </w:tcPr>
+          <w:p>
+            <w:r>
+              <w:rPr>
+                <w:b w:val="0"/>
+                <w:i w:val="0"/>
+                <w:sz w:val="17"/>
+              </w:rPr>
+              <w:t>Avertissement!! Le temps cela prend au ménage pour s’approvisionner (acheter/ramasser) cette source d’énergie est 230 minutes qui semble incoherent, prière de corriger ou confirmer avec le QG.</w:t>
+            </w:r>
+          </w:p>
+        </w:tc>
+      </w:tr>
+      <w:tr>
+        <w:tc>
+          <w:tcPr>
+            <w:tcW w:type="dxa" w:w="964"/>
+          </w:tcPr>
+          <w:p>
+            <w:r>
+              <w:rPr>
+                <w:b/>
+                <w:i w:val="0"/>
+                <w:color w:val="DC2626"/>
+                <w:sz w:val="16"/>
+              </w:rPr>
+              <w:t>Haute</w:t>
+            </w:r>
+          </w:p>
+        </w:tc>
+        <w:tc>
+          <w:tcPr>
+            <w:tcW w:type="dxa" w:w="1247"/>
+          </w:tcPr>
+          <w:p>
+            <w:r>
+              <w:rPr>
+                <w:b/>
+                <w:i w:val="0"/>
+                <w:sz w:val="16"/>
+              </w:rPr>
+              <w:t>S11</w:t>
+              <w:br/>
+            </w:r>
+            <w:r>
+              <w:rPr>
+                <w:b w:val="0"/>
+                <w:i w:val="0"/>
+                <w:color w:val="64748B"/>
+                <w:sz w:val="14"/>
+              </w:rPr>
+              <w:t>Logement / cadre de vie</w:t>
+            </w:r>
+          </w:p>
+        </w:tc>
+        <w:tc>
+          <w:tcPr>
+            <w:tcW w:type="dxa" w:w="1531"/>
+          </w:tcPr>
+          <w:p>
+            <w:r>
+              <w:rPr>
+                <w:b/>
+                <w:i w:val="0"/>
+                <w:color w:val="16A34A"/>
+                <w:sz w:val="16"/>
+              </w:rPr>
+              <w:t>—</w:t>
+            </w:r>
+          </w:p>
+        </w:tc>
+        <w:tc>
+          <w:tcPr>
+            <w:tcW w:type="dxa" w:w="1191"/>
+          </w:tcPr>
+          <w:p>
+            <w:r>
+              <w:rPr>
+                <w:b w:val="0"/>
+                <w:i w:val="0"/>
+                <w:color w:val="64748B"/>
+                <w:sz w:val="16"/>
+              </w:rPr>
+              <w:t>GT-CQ</w:t>
+            </w:r>
+          </w:p>
+        </w:tc>
+        <w:tc>
+          <w:tcPr>
+            <w:tcW w:type="dxa" w:w="4706"/>
+          </w:tcPr>
+          <w:p>
+            <w:r>
+              <w:rPr>
+                <w:b w:val="0"/>
+                <w:i w:val="0"/>
+                <w:sz w:val="17"/>
+              </w:rPr>
+              <w:t>Incoherence!! Le ménage a depensé .</w:t>
+            </w:r>
+          </w:p>
+        </w:tc>
+      </w:tr>
+      <w:tr>
+        <w:tc>
+          <w:tcPr>
+            <w:tcW w:type="dxa" w:w="964"/>
+          </w:tcPr>
+          <w:p>
+            <w:r>
+              <w:rPr>
+                <w:b/>
+                <w:i w:val="0"/>
+                <w:color w:val="DC2626"/>
+                <w:sz w:val="16"/>
+              </w:rPr>
+              <w:t>Haute</w:t>
+            </w:r>
+          </w:p>
+        </w:tc>
+        <w:tc>
+          <w:tcPr>
+            <w:tcW w:type="dxa" w:w="1247"/>
+          </w:tcPr>
+          <w:p>
+            <w:r>
+              <w:rPr>
+                <w:b/>
+                <w:i w:val="0"/>
+                <w:sz w:val="16"/>
+              </w:rPr>
+              <w:t>S11</w:t>
+              <w:br/>
+            </w:r>
+            <w:r>
+              <w:rPr>
+                <w:b w:val="0"/>
+                <w:i w:val="0"/>
+                <w:color w:val="64748B"/>
+                <w:sz w:val="14"/>
+              </w:rPr>
+              <w:t>Logement / cadre de vie</w:t>
+            </w:r>
+          </w:p>
+        </w:tc>
+        <w:tc>
+          <w:tcPr>
+            <w:tcW w:type="dxa" w:w="1531"/>
+          </w:tcPr>
+          <w:p>
+            <w:r>
+              <w:rPr>
+                <w:b/>
+                <w:i w:val="0"/>
+                <w:color w:val="16A34A"/>
+                <w:sz w:val="16"/>
+              </w:rPr>
+              <w:t>s01q29, s01q31, s04q24, s00q04, s11q21, s09fq03, s09fq011</w:t>
+            </w:r>
+          </w:p>
+        </w:tc>
+        <w:tc>
+          <w:tcPr>
+            <w:tcW w:type="dxa" w:w="1191"/>
+          </w:tcPr>
+          <w:p>
+            <w:r>
+              <w:rPr>
+                <w:b w:val="0"/>
+                <w:i w:val="0"/>
+                <w:color w:val="64748B"/>
+                <w:sz w:val="16"/>
+              </w:rPr>
+              <w:t>GT-CQ</w:t>
+            </w:r>
+          </w:p>
+        </w:tc>
+        <w:tc>
+          <w:tcPr>
+            <w:tcW w:type="dxa" w:w="4706"/>
+          </w:tcPr>
+          <w:p>
+            <w:r>
+              <w:rPr>
+                <w:b w:val="0"/>
+                <w:i w:val="0"/>
+                <w:sz w:val="17"/>
+              </w:rPr>
+              <w:t>FCFA dans Frais de connexion au réseau de distribution d'eau mais dit ne pas être connecté à un réseau d'eau courante, prière de corriger cette incoherence</w:t>
+            </w:r>
+          </w:p>
+        </w:tc>
+      </w:tr>
+      <w:tr>
+        <w:tc>
+          <w:tcPr>
+            <w:tcW w:type="dxa" w:w="964"/>
+          </w:tcPr>
+          <w:p>
+            <w:r>
+              <w:rPr>
+                <w:b/>
+                <w:i w:val="0"/>
+                <w:color w:val="DC2626"/>
+                <w:sz w:val="16"/>
+              </w:rPr>
+              <w:t>Haute</w:t>
+            </w:r>
+          </w:p>
+        </w:tc>
+        <w:tc>
+          <w:tcPr>
+            <w:tcW w:type="dxa" w:w="1247"/>
+          </w:tcPr>
+          <w:p>
+            <w:r>
+              <w:rPr>
+                <w:b/>
+                <w:i w:val="0"/>
+                <w:sz w:val="16"/>
+              </w:rPr>
+              <w:t>S16</w:t>
+              <w:br/>
+            </w:r>
+            <w:r>
+              <w:rPr>
+                <w:b w:val="0"/>
+                <w:i w:val="0"/>
+                <w:color w:val="64748B"/>
+                <w:sz w:val="14"/>
+              </w:rPr>
+              <w:t>Agriculture</w:t>
+            </w:r>
+          </w:p>
+        </w:tc>
+        <w:tc>
+          <w:tcPr>
+            <w:tcW w:type="dxa" w:w="1531"/>
+          </w:tcPr>
+          <w:p>
+            <w:r>
+              <w:rPr>
+                <w:b/>
+                <w:i w:val="0"/>
+                <w:color w:val="16A34A"/>
+                <w:sz w:val="16"/>
+              </w:rPr>
+              <w:t>—</w:t>
+            </w:r>
+          </w:p>
+        </w:tc>
+        <w:tc>
+          <w:tcPr>
+            <w:tcW w:type="dxa" w:w="1191"/>
+          </w:tcPr>
+          <w:p>
+            <w:r>
+              <w:rPr>
+                <w:b w:val="0"/>
+                <w:i w:val="0"/>
+                <w:color w:val="64748B"/>
+                <w:sz w:val="16"/>
+              </w:rPr>
+              <w:t>GT-CQ</w:t>
+            </w:r>
+          </w:p>
+        </w:tc>
+        <w:tc>
+          <w:tcPr>
+            <w:tcW w:type="dxa" w:w="4706"/>
+          </w:tcPr>
+          <w:p>
+            <w:r>
+              <w:rPr>
+                <w:b w:val="0"/>
+                <w:i w:val="0"/>
+                <w:sz w:val="17"/>
+              </w:rPr>
+              <w:t>Incoherence! Le nombre de cultures dans la parcelle ##N/A## est de .</w:t>
+            </w:r>
+          </w:p>
+        </w:tc>
+      </w:tr>
+      <w:tr>
+        <w:tc>
+          <w:tcPr>
+            <w:tcW w:type="dxa" w:w="964"/>
+          </w:tcPr>
+          <w:p>
+            <w:r>
+              <w:rPr>
+                <w:b/>
+                <w:i w:val="0"/>
+                <w:color w:val="DC2626"/>
+                <w:sz w:val="16"/>
+              </w:rPr>
+              <w:t>Haute</w:t>
+            </w:r>
+          </w:p>
+        </w:tc>
+        <w:tc>
+          <w:tcPr>
+            <w:tcW w:type="dxa" w:w="1247"/>
+          </w:tcPr>
+          <w:p>
+            <w:r>
+              <w:rPr>
+                <w:b/>
+                <w:i w:val="0"/>
+                <w:sz w:val="16"/>
+              </w:rPr>
+              <w:t>S16</w:t>
+              <w:br/>
+            </w:r>
+            <w:r>
+              <w:rPr>
+                <w:b w:val="0"/>
+                <w:i w:val="0"/>
+                <w:color w:val="64748B"/>
+                <w:sz w:val="14"/>
+              </w:rPr>
+              <w:t>Agriculture</w:t>
+            </w:r>
+          </w:p>
+        </w:tc>
+        <w:tc>
+          <w:tcPr>
+            <w:tcW w:type="dxa" w:w="1531"/>
+          </w:tcPr>
+          <w:p>
+            <w:r>
+              <w:rPr>
+                <w:b/>
+                <w:i w:val="0"/>
+                <w:color w:val="16A34A"/>
+                <w:sz w:val="16"/>
+              </w:rPr>
+              <w:t>s01q28, s01q29, s01q30, s02q01__1, s02q02__1, s02q03__1, s02q15, s03q18</w:t>
+            </w:r>
+          </w:p>
+        </w:tc>
+        <w:tc>
+          <w:tcPr>
+            <w:tcW w:type="dxa" w:w="1191"/>
+          </w:tcPr>
+          <w:p>
+            <w:r>
+              <w:rPr>
+                <w:b w:val="0"/>
+                <w:i w:val="0"/>
+                <w:color w:val="64748B"/>
+                <w:sz w:val="16"/>
+              </w:rPr>
+              <w:t>GT-CQ</w:t>
+            </w:r>
+          </w:p>
+        </w:tc>
+        <w:tc>
+          <w:tcPr>
+            <w:tcW w:type="dxa" w:w="4706"/>
+          </w:tcPr>
+          <w:p>
+            <w:r>
+              <w:rPr>
+                <w:b w:val="0"/>
+                <w:i w:val="0"/>
+                <w:sz w:val="17"/>
+              </w:rPr>
+              <w:t>Le nom du champs ou la parcelle doivent être renseignés, prière de les renseignerIncoherence! Le nombre de minutes (.</w:t>
+            </w:r>
+          </w:p>
+        </w:tc>
+      </w:tr>
+      <w:tr>
+        <w:tc>
+          <w:tcPr>
+            <w:tcW w:type="dxa" w:w="964"/>
+          </w:tcPr>
+          <w:p>
+            <w:r>
+              <w:rPr>
+                <w:b/>
+                <w:i w:val="0"/>
+                <w:color w:val="EA580C"/>
+                <w:sz w:val="16"/>
+              </w:rPr>
+              <w:t>Moyenne</w:t>
+            </w:r>
+          </w:p>
+        </w:tc>
+        <w:tc>
+          <w:tcPr>
+            <w:tcW w:type="dxa" w:w="1247"/>
+          </w:tcPr>
+          <w:p>
+            <w:r>
+              <w:rPr>
+                <w:b/>
+                <w:i w:val="0"/>
+                <w:sz w:val="16"/>
+              </w:rPr>
+              <w:t>S00</w:t>
+              <w:br/>
+            </w:r>
+            <w:r>
+              <w:rPr>
+                <w:b w:val="0"/>
+                <w:i w:val="0"/>
+                <w:color w:val="64748B"/>
+                <w:sz w:val="14"/>
+              </w:rPr>
+              <w:t>Identification</w:t>
+            </w:r>
+          </w:p>
+        </w:tc>
+        <w:tc>
+          <w:tcPr>
+            <w:tcW w:type="dxa" w:w="1531"/>
+          </w:tcPr>
+          <w:p>
+            <w:r>
+              <w:rPr>
+                <w:b/>
+                <w:i w:val="0"/>
+                <w:color w:val="16A34A"/>
+                <w:sz w:val="16"/>
+              </w:rPr>
+              <w:t>s00q27</w:t>
+            </w:r>
+          </w:p>
+        </w:tc>
+        <w:tc>
+          <w:tcPr>
+            <w:tcW w:type="dxa" w:w="1191"/>
+          </w:tcPr>
+          <w:p>
+            <w:r>
+              <w:rPr>
+                <w:b w:val="0"/>
+                <w:i w:val="0"/>
+                <w:color w:val="64748B"/>
+                <w:sz w:val="16"/>
+              </w:rPr>
+              <w:t>GT-CQ</w:t>
+            </w:r>
+          </w:p>
+        </w:tc>
+        <w:tc>
+          <w:tcPr>
+            <w:tcW w:type="dxa" w:w="4706"/>
+          </w:tcPr>
+          <w:p>
+            <w:r>
+              <w:rPr>
+                <w:b w:val="0"/>
+                <w:i w:val="0"/>
+                <w:sz w:val="17"/>
+              </w:rPr>
+              <w:t>Le questionnaire semble ne pas être complètement fini mais le questionnaire est en statut complet, prière de compléter le questionnaire.</w:t>
+            </w:r>
+          </w:p>
+        </w:tc>
+      </w:tr>
+      <w:tr>
+        <w:tc>
+          <w:tcPr>
+            <w:tcW w:type="dxa" w:w="964"/>
+          </w:tcPr>
+          <w:p>
+            <w:r>
+              <w:rPr>
+                <w:b/>
+                <w:i w:val="0"/>
+                <w:color w:val="EA580C"/>
+                <w:sz w:val="16"/>
+              </w:rPr>
+              <w:t>Moyenne</w:t>
+            </w:r>
+          </w:p>
+        </w:tc>
+        <w:tc>
+          <w:tcPr>
+            <w:tcW w:type="dxa" w:w="1247"/>
+          </w:tcPr>
+          <w:p>
+            <w:r>
+              <w:rPr>
+                <w:b/>
+                <w:i w:val="0"/>
+                <w:sz w:val="16"/>
+              </w:rPr>
+              <w:t>S00</w:t>
+              <w:br/>
+            </w:r>
+            <w:r>
+              <w:rPr>
+                <w:b w:val="0"/>
+                <w:i w:val="0"/>
+                <w:color w:val="64748B"/>
+                <w:sz w:val="14"/>
+              </w:rPr>
+              <w:t>Identification</w:t>
+            </w:r>
+          </w:p>
+        </w:tc>
+        <w:tc>
+          <w:tcPr>
+            <w:tcW w:type="dxa" w:w="1531"/>
+          </w:tcPr>
+          <w:p>
+            <w:r>
+              <w:rPr>
+                <w:b/>
+                <w:i w:val="0"/>
+                <w:color w:val="16A34A"/>
+                <w:sz w:val="16"/>
+              </w:rPr>
+              <w:t>—</w:t>
+            </w:r>
+          </w:p>
+        </w:tc>
+        <w:tc>
+          <w:tcPr>
+            <w:tcW w:type="dxa" w:w="1191"/>
+          </w:tcPr>
+          <w:p>
+            <w:r>
+              <w:rPr>
+                <w:b w:val="0"/>
+                <w:i w:val="0"/>
+                <w:color w:val="64748B"/>
+                <w:sz w:val="16"/>
+              </w:rPr>
+              <w:t>GT-CQ</w:t>
+            </w:r>
+          </w:p>
+        </w:tc>
+        <w:tc>
+          <w:tcPr>
+            <w:tcW w:type="dxa" w:w="4706"/>
+          </w:tcPr>
+          <w:p>
+            <w:r>
+              <w:rPr>
+                <w:b w:val="0"/>
+                <w:i w:val="0"/>
+                <w:sz w:val="17"/>
+              </w:rPr>
+              <w:t>L'adresse ou la localisation du ménage doit être bien renseignée, ne doit pas contenir des numéros de téléphone et elle semble courte pour être une adresse.</w:t>
+            </w:r>
+          </w:p>
+        </w:tc>
+      </w:tr>
+      <w:tr>
+        <w:tc>
+          <w:tcPr>
+            <w:tcW w:type="dxa" w:w="964"/>
+          </w:tcPr>
+          <w:p>
+            <w:r>
+              <w:rPr>
+                <w:b/>
+                <w:i w:val="0"/>
+                <w:color w:val="EA580C"/>
+                <w:sz w:val="16"/>
+              </w:rPr>
+              <w:t>Moyenne</w:t>
+            </w:r>
+          </w:p>
+        </w:tc>
+        <w:tc>
+          <w:tcPr>
+            <w:tcW w:type="dxa" w:w="1247"/>
+          </w:tcPr>
+          <w:p>
+            <w:r>
+              <w:rPr>
+                <w:b/>
+                <w:i w:val="0"/>
+                <w:sz w:val="16"/>
+              </w:rPr>
+              <w:t>S00</w:t>
+              <w:br/>
+            </w:r>
+            <w:r>
+              <w:rPr>
+                <w:b w:val="0"/>
+                <w:i w:val="0"/>
+                <w:color w:val="64748B"/>
+                <w:sz w:val="14"/>
+              </w:rPr>
+              <w:t>Identification</w:t>
+            </w:r>
+          </w:p>
+        </w:tc>
+        <w:tc>
+          <w:tcPr>
+            <w:tcW w:type="dxa" w:w="1531"/>
+          </w:tcPr>
+          <w:p>
+            <w:r>
+              <w:rPr>
+                <w:b/>
+                <w:i w:val="0"/>
+                <w:color w:val="16A34A"/>
+                <w:sz w:val="16"/>
+              </w:rPr>
+              <w:t>—</w:t>
+            </w:r>
+          </w:p>
+        </w:tc>
+        <w:tc>
+          <w:tcPr>
+            <w:tcW w:type="dxa" w:w="1191"/>
+          </w:tcPr>
+          <w:p>
+            <w:r>
+              <w:rPr>
+                <w:b w:val="0"/>
+                <w:i w:val="0"/>
+                <w:color w:val="64748B"/>
+                <w:sz w:val="16"/>
+              </w:rPr>
+              <w:t>GT-CQ</w:t>
+            </w:r>
+          </w:p>
+        </w:tc>
+        <w:tc>
+          <w:tcPr>
+            <w:tcW w:type="dxa" w:w="4706"/>
+          </w:tcPr>
+          <w:p>
+            <w:r>
+              <w:rPr>
+                <w:b w:val="0"/>
+                <w:i w:val="0"/>
+                <w:sz w:val="17"/>
+              </w:rPr>
+              <w:t>Prière de renseigner la bonne adresse.</w:t>
+            </w:r>
+          </w:p>
+        </w:tc>
+      </w:tr>
+      <w:tr>
+        <w:tc>
+          <w:tcPr>
+            <w:tcW w:type="dxa" w:w="964"/>
+          </w:tcPr>
+          <w:p>
+            <w:r>
+              <w:rPr>
+                <w:b/>
+                <w:i w:val="0"/>
+                <w:color w:val="EA580C"/>
+                <w:sz w:val="16"/>
+              </w:rPr>
+              <w:t>Moyenne</w:t>
+            </w:r>
+          </w:p>
+        </w:tc>
+        <w:tc>
+          <w:tcPr>
+            <w:tcW w:type="dxa" w:w="1247"/>
+          </w:tcPr>
+          <w:p>
+            <w:r>
+              <w:rPr>
+                <w:b/>
+                <w:i w:val="0"/>
+                <w:sz w:val="16"/>
+              </w:rPr>
+              <w:t>S01</w:t>
+              <w:br/>
+            </w:r>
+            <w:r>
+              <w:rPr>
+                <w:b w:val="0"/>
+                <w:i w:val="0"/>
+                <w:color w:val="64748B"/>
+                <w:sz w:val="14"/>
+              </w:rPr>
+              <w:t>Démographie</w:t>
+            </w:r>
+          </w:p>
+        </w:tc>
+        <w:tc>
+          <w:tcPr>
+            <w:tcW w:type="dxa" w:w="1531"/>
+          </w:tcPr>
+          <w:p>
+            <w:r>
+              <w:rPr>
+                <w:b/>
+                <w:i w:val="0"/>
+                <w:color w:val="16A34A"/>
+                <w:sz w:val="16"/>
+              </w:rPr>
+              <w:t>—</w:t>
+            </w:r>
+          </w:p>
+        </w:tc>
+        <w:tc>
+          <w:tcPr>
+            <w:tcW w:type="dxa" w:w="1191"/>
+          </w:tcPr>
+          <w:p>
+            <w:r>
+              <w:rPr>
+                <w:b w:val="0"/>
+                <w:i w:val="0"/>
+                <w:color w:val="64748B"/>
+                <w:sz w:val="16"/>
+              </w:rPr>
+              <w:t>GT-CQ</w:t>
+            </w:r>
+          </w:p>
+        </w:tc>
+        <w:tc>
+          <w:tcPr>
+            <w:tcW w:type="dxa" w:w="4706"/>
+          </w:tcPr>
+          <w:p>
+            <w:r>
+              <w:rPr>
+                <w:b w:val="0"/>
+                <w:i w:val="0"/>
+                <w:sz w:val="17"/>
+              </w:rPr>
+              <w:t>Prière de verifier l'information donnée par Aida Camara ou corriger au niveau de la section 1.</w:t>
+            </w:r>
+          </w:p>
+        </w:tc>
+      </w:tr>
+      <w:tr>
+        <w:tc>
+          <w:tcPr>
+            <w:tcW w:type="dxa" w:w="964"/>
+          </w:tcPr>
+          <w:p>
+            <w:r>
+              <w:rPr>
+                <w:b/>
+                <w:i w:val="0"/>
+                <w:color w:val="EA580C"/>
+                <w:sz w:val="16"/>
+              </w:rPr>
+              <w:t>Moyenne</w:t>
+            </w:r>
+          </w:p>
+        </w:tc>
+        <w:tc>
+          <w:tcPr>
+            <w:tcW w:type="dxa" w:w="1247"/>
+          </w:tcPr>
+          <w:p>
+            <w:r>
+              <w:rPr>
+                <w:b/>
+                <w:i w:val="0"/>
+                <w:sz w:val="16"/>
+              </w:rPr>
+              <w:t>S01</w:t>
+              <w:br/>
+            </w:r>
+            <w:r>
+              <w:rPr>
+                <w:b w:val="0"/>
+                <w:i w:val="0"/>
+                <w:color w:val="64748B"/>
+                <w:sz w:val="14"/>
+              </w:rPr>
+              <w:t>Démographie</w:t>
+            </w:r>
+          </w:p>
+        </w:tc>
+        <w:tc>
+          <w:tcPr>
+            <w:tcW w:type="dxa" w:w="1531"/>
+          </w:tcPr>
+          <w:p>
+            <w:r>
+              <w:rPr>
+                <w:b/>
+                <w:i w:val="0"/>
+                <w:color w:val="16A34A"/>
+                <w:sz w:val="16"/>
+              </w:rPr>
+              <w:t>—</w:t>
+            </w:r>
+          </w:p>
+        </w:tc>
+        <w:tc>
+          <w:tcPr>
+            <w:tcW w:type="dxa" w:w="1191"/>
+          </w:tcPr>
+          <w:p>
+            <w:r>
+              <w:rPr>
+                <w:b w:val="0"/>
+                <w:i w:val="0"/>
+                <w:color w:val="64748B"/>
+                <w:sz w:val="16"/>
+              </w:rPr>
+              <w:t>GT-CQ</w:t>
+            </w:r>
+          </w:p>
+        </w:tc>
+        <w:tc>
+          <w:tcPr>
+            <w:tcW w:type="dxa" w:w="4706"/>
+          </w:tcPr>
+          <w:p>
+            <w:r>
+              <w:rPr>
+                <w:b w:val="0"/>
+                <w:i w:val="0"/>
+                <w:sz w:val="17"/>
+              </w:rPr>
+              <w:t>Prière de verifier l'information donnée par Assane Camara ou corriger au niveau de la section 1.</w:t>
+            </w:r>
+          </w:p>
+        </w:tc>
+      </w:tr>
+      <w:tr>
+        <w:tc>
+          <w:tcPr>
+            <w:tcW w:type="dxa" w:w="964"/>
+          </w:tcPr>
+          <w:p>
+            <w:r>
+              <w:rPr>
+                <w:b/>
+                <w:i w:val="0"/>
+                <w:color w:val="EA580C"/>
+                <w:sz w:val="16"/>
+              </w:rPr>
+              <w:t>Moyenne</w:t>
+            </w:r>
+          </w:p>
+        </w:tc>
+        <w:tc>
+          <w:tcPr>
+            <w:tcW w:type="dxa" w:w="1247"/>
+          </w:tcPr>
+          <w:p>
+            <w:r>
+              <w:rPr>
+                <w:b/>
+                <w:i w:val="0"/>
+                <w:sz w:val="16"/>
+              </w:rPr>
+              <w:t>S01</w:t>
+              <w:br/>
+            </w:r>
+            <w:r>
+              <w:rPr>
+                <w:b w:val="0"/>
+                <w:i w:val="0"/>
+                <w:color w:val="64748B"/>
+                <w:sz w:val="14"/>
+              </w:rPr>
+              <w:t>Démographie</w:t>
+            </w:r>
+          </w:p>
+        </w:tc>
+        <w:tc>
+          <w:tcPr>
+            <w:tcW w:type="dxa" w:w="1531"/>
+          </w:tcPr>
+          <w:p>
+            <w:r>
+              <w:rPr>
+                <w:b/>
+                <w:i w:val="0"/>
+                <w:color w:val="16A34A"/>
+                <w:sz w:val="16"/>
+              </w:rPr>
+              <w:t>—</w:t>
+            </w:r>
+          </w:p>
+        </w:tc>
+        <w:tc>
+          <w:tcPr>
+            <w:tcW w:type="dxa" w:w="1191"/>
+          </w:tcPr>
+          <w:p>
+            <w:r>
+              <w:rPr>
+                <w:b w:val="0"/>
+                <w:i w:val="0"/>
+                <w:color w:val="64748B"/>
+                <w:sz w:val="16"/>
+              </w:rPr>
+              <w:t>GT-CQ</w:t>
+            </w:r>
+          </w:p>
+        </w:tc>
+        <w:tc>
+          <w:tcPr>
+            <w:tcW w:type="dxa" w:w="4706"/>
+          </w:tcPr>
+          <w:p>
+            <w:r>
+              <w:rPr>
+                <w:b w:val="0"/>
+                <w:i w:val="0"/>
+                <w:sz w:val="17"/>
+              </w:rPr>
+              <w:t>Prière de verifier l'information donnée par Boubacar Camara ou corriger au niveau de la section 1.</w:t>
+            </w:r>
+          </w:p>
+        </w:tc>
+      </w:tr>
+      <w:tr>
+        <w:tc>
+          <w:tcPr>
+            <w:tcW w:type="dxa" w:w="964"/>
+          </w:tcPr>
+          <w:p>
+            <w:r>
+              <w:rPr>
+                <w:b/>
+                <w:i w:val="0"/>
+                <w:color w:val="EA580C"/>
+                <w:sz w:val="16"/>
+              </w:rPr>
+              <w:t>Moyenne</w:t>
+            </w:r>
+          </w:p>
+        </w:tc>
+        <w:tc>
+          <w:tcPr>
+            <w:tcW w:type="dxa" w:w="1247"/>
+          </w:tcPr>
+          <w:p>
+            <w:r>
+              <w:rPr>
+                <w:b/>
+                <w:i w:val="0"/>
+                <w:sz w:val="16"/>
+              </w:rPr>
+              <w:t>S01</w:t>
+              <w:br/>
+            </w:r>
+            <w:r>
+              <w:rPr>
+                <w:b w:val="0"/>
+                <w:i w:val="0"/>
+                <w:color w:val="64748B"/>
+                <w:sz w:val="14"/>
+              </w:rPr>
+              <w:t>Démographie</w:t>
+            </w:r>
+          </w:p>
+        </w:tc>
+        <w:tc>
+          <w:tcPr>
+            <w:tcW w:type="dxa" w:w="1531"/>
+          </w:tcPr>
+          <w:p>
+            <w:r>
+              <w:rPr>
+                <w:b/>
+                <w:i w:val="0"/>
+                <w:color w:val="16A34A"/>
+                <w:sz w:val="16"/>
+              </w:rPr>
+              <w:t>—</w:t>
+            </w:r>
+          </w:p>
+        </w:tc>
+        <w:tc>
+          <w:tcPr>
+            <w:tcW w:type="dxa" w:w="1191"/>
+          </w:tcPr>
+          <w:p>
+            <w:r>
+              <w:rPr>
+                <w:b w:val="0"/>
+                <w:i w:val="0"/>
+                <w:color w:val="64748B"/>
+                <w:sz w:val="16"/>
+              </w:rPr>
+              <w:t>GT-CQ</w:t>
+            </w:r>
+          </w:p>
+        </w:tc>
+        <w:tc>
+          <w:tcPr>
+            <w:tcW w:type="dxa" w:w="4706"/>
+          </w:tcPr>
+          <w:p>
+            <w:r>
+              <w:rPr>
+                <w:b w:val="0"/>
+                <w:i w:val="0"/>
+                <w:sz w:val="17"/>
+              </w:rPr>
+              <w:t>Prière de verifier l'information donnée par Oumar Camara ou corriger au niveau de la section 1.</w:t>
+            </w:r>
+          </w:p>
+        </w:tc>
+      </w:tr>
+      <w:tr>
+        <w:tc>
+          <w:tcPr>
+            <w:tcW w:type="dxa" w:w="964"/>
+          </w:tcPr>
+          <w:p>
+            <w:r>
+              <w:rPr>
+                <w:b/>
+                <w:i w:val="0"/>
+                <w:color w:val="EA580C"/>
+                <w:sz w:val="16"/>
+              </w:rPr>
+              <w:t>Moyenne</w:t>
+            </w:r>
+          </w:p>
+        </w:tc>
+        <w:tc>
+          <w:tcPr>
+            <w:tcW w:type="dxa" w:w="1247"/>
+          </w:tcPr>
+          <w:p>
+            <w:r>
+              <w:rPr>
+                <w:b/>
+                <w:i w:val="0"/>
+                <w:sz w:val="16"/>
+              </w:rPr>
               <w:t>S02</w:t>
               <w:br/>
             </w:r>
@@ -1174,7 +2344,7 @@
                 <w:color w:val="16A34A"/>
                 <w:sz w:val="16"/>
               </w:rPr>
-              <w:t>s01q32, s01q36, s01q38, s04q37_modif, s02q33, s02q34, s01q00b</w:t>
+              <w:t>s01q47__7, s02q24, s01q00b, s02q17_2, s02q15_2</w:t>
             </w:r>
           </w:p>
         </w:tc>
@@ -1205,7 +2375,7 @@
                 <w:i w:val="0"/>
                 <w:sz w:val="17"/>
               </w:rPr>
-              <w:t>Peu probable!!! Vu l'âge (16 ans) de Awa Diallo ou l'année à laquelle Awa Diallo a fréquenté l'école pour la dernière fois (.) le dernier diplome de Awa Diallo ne peut être le Certificat d'études primaires (CEP), prière de corriger cette incohérence ou confirmer avec le QG.</w:t>
+              <w:t>Le montant des frais pour les cahiers et autres matériels scolaires pour l'année scolaire de Mari Camara qui fréquente 3ème année de Maternelle  est de 0 FCFA, Mari Camara a fait comment pour payer ces cahiers et autres matériels scolaires (SAC, stylo, craie, ardoise, crayon...) ? prière de corriger.</w:t>
             </w:r>
           </w:p>
         </w:tc>
@@ -1220,10 +2390,10 @@
               <w:rPr>
                 <w:b/>
                 <w:i w:val="0"/>
-                <w:color w:val="DC2626"/>
-                <w:sz w:val="16"/>
-              </w:rPr>
-              <w:t>Haute</w:t>
+                <w:color w:val="EA580C"/>
+                <w:sz w:val="16"/>
+              </w:rPr>
+              <w:t>Moyenne</w:t>
             </w:r>
           </w:p>
         </w:tc>
@@ -1238,7 +2408,7 @@
                 <w:i w:val="0"/>
                 <w:sz w:val="16"/>
               </w:rPr>
-              <w:t>S11</w:t>
+              <w:t>S03</w:t>
               <w:br/>
             </w:r>
             <w:r>
@@ -1248,7 +2418,7 @@
                 <w:color w:val="64748B"/>
                 <w:sz w:val="14"/>
               </w:rPr>
-              <w:t>Logement / cadre de vie</w:t>
+              <w:t>Santé</w:t>
             </w:r>
           </w:p>
         </w:tc>
@@ -1264,7 +2434,7 @@
                 <w:color w:val="16A34A"/>
                 <w:sz w:val="16"/>
               </w:rPr>
-              <w:t>s01q07, s01q08, s02q20, s02q22, s03q07, s02q29, s04q19, s13q02</w:t>
+              <w:t>s01q41a, s02q20, s02q22, s03q07, s03q02, s01q00b, s03q02_autre</w:t>
             </w:r>
           </w:p>
         </w:tc>
@@ -1295,7 +2465,7 @@
                 <w:i w:val="0"/>
                 <w:sz w:val="17"/>
               </w:rPr>
-              <w:t>Avertissement!! Le montant supporté (24000 FCFA) par le ménage pour cette source d’énergie (Bois de chauffe) à KEDOUGOU Rural au cours des 30 derniers jours semble incoherent, prière de confirmer ou corriger.</w:t>
+              <w:t>Le dernier problème de santé pour lequel Oumar Camara a été hospitalisé au cours des 12 derniers mois est problème d'urologie, prière de prendre attache avec le QG pour plus d'explication afin de le classer bien.</w:t>
             </w:r>
           </w:p>
         </w:tc>
@@ -1310,10 +2480,10 @@
               <w:rPr>
                 <w:b/>
                 <w:i w:val="0"/>
-                <w:color w:val="DC2626"/>
-                <w:sz w:val="16"/>
-              </w:rPr>
-              <w:t>Haute</w:t>
+                <w:color w:val="EA580C"/>
+                <w:sz w:val="16"/>
+              </w:rPr>
+              <w:t>Moyenne</w:t>
             </w:r>
           </w:p>
         </w:tc>
@@ -1328,7 +2498,7 @@
                 <w:i w:val="0"/>
                 <w:sz w:val="16"/>
               </w:rPr>
-              <w:t>S11</w:t>
+              <w:t>S04</w:t>
               <w:br/>
             </w:r>
             <w:r>
@@ -1338,7 +2508,7 @@
                 <w:color w:val="64748B"/>
                 <w:sz w:val="14"/>
               </w:rPr>
-              <w:t>Logement / cadre de vie</w:t>
+              <w:t>Emploi</w:t>
             </w:r>
           </w:p>
         </w:tc>
@@ -1354,7 +2524,7 @@
                 <w:color w:val="16A34A"/>
                 <w:sz w:val="16"/>
               </w:rPr>
-              <w:t>s03q10__10, s04q18, s04q51, s04q51_unite, s04q39, s04q43, s04q44, s04q63</w:t>
+              <w:t>s01q47__1, s01q47__2, s01q47__3, s01q47__4, s01q47__5, s01q47__6, s01q47__7, s02q15</w:t>
             </w:r>
           </w:p>
         </w:tc>
@@ -1385,7 +2555,7 @@
                 <w:i w:val="0"/>
                 <w:sz w:val="17"/>
               </w:rPr>
-              <w:t>Avertissement!! Le temps cela prend au ménage pour s’approvisionner (acheter/ramasser) cette source d’énergie est 230 minutes qui semble incoherent, prière de corriger ou confirmer avec le QG.</w:t>
+              <w:t>Attention! le nombre d'heure (3 heures) que Bintou Sane a travaillé par jour semble faible, veuillez s'il vous plait confirmer cette information avec le QG.</w:t>
             </w:r>
           </w:p>
         </w:tc>
@@ -1400,10 +2570,10 @@
               <w:rPr>
                 <w:b/>
                 <w:i w:val="0"/>
-                <w:color w:val="DC2626"/>
-                <w:sz w:val="16"/>
-              </w:rPr>
-              <w:t>Haute</w:t>
+                <w:color w:val="EA580C"/>
+                <w:sz w:val="16"/>
+              </w:rPr>
+              <w:t>Moyenne</w:t>
             </w:r>
           </w:p>
         </w:tc>
@@ -1418,7 +2588,7 @@
                 <w:i w:val="0"/>
                 <w:sz w:val="16"/>
               </w:rPr>
-              <w:t>S11</w:t>
+              <w:t>S04</w:t>
               <w:br/>
             </w:r>
             <w:r>
@@ -1428,7 +2598,7 @@
                 <w:color w:val="64748B"/>
                 <w:sz w:val="14"/>
               </w:rPr>
-              <w:t>Logement / cadre de vie</w:t>
+              <w:t>Emploi</w:t>
             </w:r>
           </w:p>
         </w:tc>
@@ -1444,7 +2614,7 @@
                 <w:color w:val="16A34A"/>
                 <w:sz w:val="16"/>
               </w:rPr>
-              <w:t>—</w:t>
+              <w:t>s01q47__1, s01q47__2, s01q47__3, s01q47__4, s01q47__5, s01q47__6, s01q47__7, s02q15</w:t>
             </w:r>
           </w:p>
         </w:tc>
@@ -1475,7 +2645,7 @@
                 <w:i w:val="0"/>
                 <w:sz w:val="17"/>
               </w:rPr>
-              <w:t>Incoherence!! Le ménage a depensé .</w:t>
+              <w:t>Attention! le nombre d'heure (3 heures) que Tiguida Diallo a travaillé par jour semble faible, veuillez s'il vous plait confirmer cette information avec le QG.</w:t>
             </w:r>
           </w:p>
         </w:tc>
@@ -1490,10 +2660,10 @@
               <w:rPr>
                 <w:b/>
                 <w:i w:val="0"/>
-                <w:color w:val="DC2626"/>
-                <w:sz w:val="16"/>
-              </w:rPr>
-              <w:t>Haute</w:t>
+                <w:color w:val="EA580C"/>
+                <w:sz w:val="16"/>
+              </w:rPr>
+              <w:t>Moyenne</w:t>
             </w:r>
           </w:p>
         </w:tc>
@@ -1508,7 +2678,7 @@
                 <w:i w:val="0"/>
                 <w:sz w:val="16"/>
               </w:rPr>
-              <w:t>S11</w:t>
+              <w:t>S04</w:t>
               <w:br/>
             </w:r>
             <w:r>
@@ -1518,7 +2688,7 @@
                 <w:color w:val="64748B"/>
                 <w:sz w:val="14"/>
               </w:rPr>
-              <w:t>Logement / cadre de vie</w:t>
+              <w:t>Emploi</w:t>
             </w:r>
           </w:p>
         </w:tc>
@@ -1534,7 +2704,7 @@
                 <w:color w:val="16A34A"/>
                 <w:sz w:val="16"/>
               </w:rPr>
-              <w:t>s01q29, s01q31, s04q24, s00q04, s11q21, s09fq03, s09fq011</w:t>
+              <w:t>—</w:t>
             </w:r>
           </w:p>
         </w:tc>
@@ -1565,7 +2735,7 @@
                 <w:i w:val="0"/>
                 <w:sz w:val="17"/>
               </w:rPr>
-              <w:t>FCFA dans Frais de connexion au réseau de distribution d'eau mais dit ne pas être connecté à un réseau d'eau courante, prière de corriger cette incoherence</w:t>
+              <w:t>Veuillez, s'il vous plaît, confirmer cette information avec le QG ou la corriger.</w:t>
             </w:r>
           </w:p>
         </w:tc>
@@ -1580,10 +2750,10 @@
               <w:rPr>
                 <w:b/>
                 <w:i w:val="0"/>
-                <w:color w:val="DC2626"/>
-                <w:sz w:val="16"/>
-              </w:rPr>
-              <w:t>Haute</w:t>
+                <w:color w:val="EA580C"/>
+                <w:sz w:val="16"/>
+              </w:rPr>
+              <w:t>Moyenne</w:t>
             </w:r>
           </w:p>
         </w:tc>
@@ -1598,7 +2768,7 @@
                 <w:i w:val="0"/>
                 <w:sz w:val="16"/>
               </w:rPr>
-              <w:t>S16</w:t>
+              <w:t>S04</w:t>
               <w:br/>
             </w:r>
             <w:r>
@@ -1608,7 +2778,7 @@
                 <w:color w:val="64748B"/>
                 <w:sz w:val="14"/>
               </w:rPr>
-              <w:t>Agriculture</w:t>
+              <w:t>Emploi</w:t>
             </w:r>
           </w:p>
         </w:tc>
@@ -1624,7 +2794,7 @@
                 <w:color w:val="16A34A"/>
                 <w:sz w:val="16"/>
               </w:rPr>
-              <w:t>—</w:t>
+              <w:t>s01q35, s01q36, s01q37, s02q04, s02q15, s03q13, s03q14, s03q15</w:t>
             </w:r>
           </w:p>
         </w:tc>
@@ -1655,7 +2825,7 @@
                 <w:i w:val="0"/>
                 <w:sz w:val="17"/>
               </w:rPr>
-              <w:t>Incoherence! Le nombre de cultures dans la parcelle ##N/A## est de .</w:t>
+              <w:t>Nombre de mois exercé  (1 mois) par Amadou Kore Camara dans l'emploi au cours des 12 derniers mois semble faible, veuillez corriger s'il vous plait ou comfirmer avec le QG.</w:t>
             </w:r>
           </w:p>
         </w:tc>
@@ -1670,10 +2840,10 @@
               <w:rPr>
                 <w:b/>
                 <w:i w:val="0"/>
-                <w:color w:val="DC2626"/>
-                <w:sz w:val="16"/>
-              </w:rPr>
-              <w:t>Haute</w:t>
+                <w:color w:val="EA580C"/>
+                <w:sz w:val="16"/>
+              </w:rPr>
+              <w:t>Moyenne</w:t>
             </w:r>
           </w:p>
         </w:tc>
@@ -1688,7 +2858,7 @@
                 <w:i w:val="0"/>
                 <w:sz w:val="16"/>
               </w:rPr>
-              <w:t>S16</w:t>
+              <w:t>S07</w:t>
               <w:br/>
             </w:r>
             <w:r>
@@ -1698,7 +2868,7 @@
                 <w:color w:val="64748B"/>
                 <w:sz w:val="14"/>
               </w:rPr>
-              <w:t>Agriculture</w:t>
+              <w:t>Consommation alimentaire</w:t>
             </w:r>
           </w:p>
         </w:tc>
@@ -1714,7 +2884,7 @@
                 <w:color w:val="16A34A"/>
                 <w:sz w:val="16"/>
               </w:rPr>
-              <w:t>s01q28, s01q29, s01q30, s02q01__1, s02q02__1, s02q03__1, s02q15, s03q18</w:t>
+              <w:t>—</w:t>
             </w:r>
           </w:p>
         </w:tc>
@@ -1745,7 +2915,7 @@
                 <w:i w:val="0"/>
                 <w:sz w:val="17"/>
               </w:rPr>
-              <w:t>Le nom du champs ou la parcelle doivent être renseignés, prière de les renseignerIncoherence! Le nombre de minutes (.</w:t>
+              <w:t>Attention ! La dépense du répas pris à l'extérieur de Amadou Kore Camara (7450 Fcfa) au cours de 7 derniers jours est relativement élevé.</w:t>
             </w:r>
           </w:p>
         </w:tc>
@@ -1778,7 +2948,7 @@
                 <w:i w:val="0"/>
                 <w:sz w:val="16"/>
               </w:rPr>
-              <w:t>S00</w:t>
+              <w:t>S07</w:t>
               <w:br/>
             </w:r>
             <w:r>
@@ -1788,7 +2958,7 @@
                 <w:color w:val="64748B"/>
                 <w:sz w:val="14"/>
               </w:rPr>
-              <w:t>Identification</w:t>
+              <w:t>Consommation alimentaire</w:t>
             </w:r>
           </w:p>
         </w:tc>
@@ -1804,7 +2974,7 @@
                 <w:color w:val="16A34A"/>
                 <w:sz w:val="16"/>
               </w:rPr>
-              <w:t>s00q27</w:t>
+              <w:t>—</w:t>
             </w:r>
           </w:p>
         </w:tc>
@@ -1835,7 +3005,7 @@
                 <w:i w:val="0"/>
                 <w:sz w:val="17"/>
               </w:rPr>
-              <w:t>Le questionnaire semble ne pas être complètement fini mais le questionnaire est en statut complet, prière de compléter le questionnaire.</w:t>
+              <w:t>Prière de corriger ou de confirmer avec le QG.</w:t>
             </w:r>
           </w:p>
         </w:tc>
@@ -1868,7 +3038,7 @@
                 <w:i w:val="0"/>
                 <w:sz w:val="16"/>
               </w:rPr>
-              <w:t>S00</w:t>
+              <w:t>S07</w:t>
               <w:br/>
             </w:r>
             <w:r>
@@ -1878,7 +3048,7 @@
                 <w:color w:val="64748B"/>
                 <w:sz w:val="14"/>
               </w:rPr>
-              <w:t>Identification</w:t>
+              <w:t>Consommation alimentaire</w:t>
             </w:r>
           </w:p>
         </w:tc>
@@ -1925,7 +3095,7 @@
                 <w:i w:val="0"/>
                 <w:sz w:val="17"/>
               </w:rPr>
-              <w:t>L'adresse ou la localisation du ménage doit être bien renseignée, ne doit pas contenir des numéros de téléphone et elle semble courte pour être une adresse.</w:t>
+              <w:t>Attention ! La dépense du répas pris à l'extérieur de Mamadou  Camara (4150 Fcfa) au cours de 7 derniers jours est relativement élevé.</w:t>
             </w:r>
           </w:p>
         </w:tc>
@@ -1958,7 +3128,7 @@
                 <w:i w:val="0"/>
                 <w:sz w:val="16"/>
               </w:rPr>
-              <w:t>S00</w:t>
+              <w:t>S09</w:t>
               <w:br/>
             </w:r>
             <w:r>
@@ -1968,7 +3138,7 @@
                 <w:color w:val="64748B"/>
                 <w:sz w:val="14"/>
               </w:rPr>
-              <w:t>Identification</w:t>
+              <w:t>Dépenses non alimentaires</w:t>
             </w:r>
           </w:p>
         </w:tc>
@@ -1984,7 +3154,7 @@
                 <w:color w:val="16A34A"/>
                 <w:sz w:val="16"/>
               </w:rPr>
-              <w:t>—</w:t>
+              <w:t>s01q23, s01q00b, s01q23_autre</w:t>
             </w:r>
           </w:p>
         </w:tc>
@@ -2015,7 +3185,7 @@
                 <w:i w:val="0"/>
                 <w:sz w:val="17"/>
               </w:rPr>
-              <w:t>Prière de renseigner la bonne adresse.</w:t>
+              <w:t>La dernière fois que vous avez acheté Bois de chauffe ramassé/coupé (estimer la valeur) est a la brousse et semble exister dans les modalités, prière de prendre attache avec le QG pour plus d'explication afin de la classer bien.</w:t>
             </w:r>
           </w:p>
         </w:tc>
@@ -2048,7 +3218,7 @@
                 <w:i w:val="0"/>
                 <w:sz w:val="16"/>
               </w:rPr>
-              <w:t>S01</w:t>
+              <w:t>S09</w:t>
               <w:br/>
             </w:r>
             <w:r>
@@ -2058,7 +3228,7 @@
                 <w:color w:val="64748B"/>
                 <w:sz w:val="14"/>
               </w:rPr>
-              <w:t>Démographie</w:t>
+              <w:t>Dépenses non alimentaires</w:t>
             </w:r>
           </w:p>
         </w:tc>
@@ -2105,7 +3275,7 @@
                 <w:i w:val="0"/>
                 <w:sz w:val="17"/>
               </w:rPr>
-              <w:t>Prière de verifier l'information donnée par Aida Camara ou corriger au niveau de la section 1.</w:t>
+              <w:t>Attention ! La dépense du ménage de Mamadou Camara (1500 Fcfa) au cours de 30 derniers jours de Frais de coiffure homme et femme (salon, tressage, mèches, coupe, etc.), manucure, pédicure est relativement élevé.</w:t>
             </w:r>
           </w:p>
         </w:tc>
@@ -2138,7 +3308,7 @@
                 <w:i w:val="0"/>
                 <w:sz w:val="16"/>
               </w:rPr>
-              <w:t>S01</w:t>
+              <w:t>S09</w:t>
               <w:br/>
             </w:r>
             <w:r>
@@ -2148,7 +3318,7 @@
                 <w:color w:val="64748B"/>
                 <w:sz w:val="14"/>
               </w:rPr>
-              <w:t>Démographie</w:t>
+              <w:t>Dépenses non alimentaires</w:t>
             </w:r>
           </w:p>
         </w:tc>
@@ -2195,7 +3365,7 @@
                 <w:i w:val="0"/>
                 <w:sz w:val="17"/>
               </w:rPr>
-              <w:t>Prière de verifier l'information donnée par Assane Camara ou corriger au niveau de la section 1.</w:t>
+              <w:t>Prière de corriger ou de confirmer avec le QG.</w:t>
             </w:r>
           </w:p>
         </w:tc>
@@ -2228,7 +3398,7 @@
                 <w:i w:val="0"/>
                 <w:sz w:val="16"/>
               </w:rPr>
-              <w:t>S01</w:t>
+              <w:t>S09</w:t>
               <w:br/>
             </w:r>
             <w:r>
@@ -2238,7 +3408,7 @@
                 <w:color w:val="64748B"/>
                 <w:sz w:val="14"/>
               </w:rPr>
-              <w:t>Démographie</w:t>
+              <w:t>Dépenses non alimentaires</w:t>
             </w:r>
           </w:p>
         </w:tc>
@@ -2285,7 +3455,7 @@
                 <w:i w:val="0"/>
                 <w:sz w:val="17"/>
               </w:rPr>
-              <w:t>Prière de verifier l'information donnée par Boubacar Camara ou corriger au niveau de la section 1.</w:t>
+              <w:t>Peu plausible! le montant de la dépense pour  Savon de ménage, lessive en poudre, détergents (eau de javel, etc.</w:t>
             </w:r>
           </w:p>
         </w:tc>
@@ -2318,7 +3488,7 @@
                 <w:i w:val="0"/>
                 <w:sz w:val="16"/>
               </w:rPr>
-              <w:t>S01</w:t>
+              <w:t>S09</w:t>
               <w:br/>
             </w:r>
             <w:r>
@@ -2328,7 +3498,7 @@
                 <w:color w:val="64748B"/>
                 <w:sz w:val="14"/>
               </w:rPr>
-              <w:t>Démographie</w:t>
+              <w:t>Dépenses non alimentaires</w:t>
             </w:r>
           </w:p>
         </w:tc>
@@ -2375,7 +3545,7 @@
                 <w:i w:val="0"/>
                 <w:sz w:val="17"/>
               </w:rPr>
-              <w:t>Prière de verifier l'information donnée par Oumar Camara ou corriger au niveau de la section 1.</w:t>
+              <w:t>) semble trop élevé.</w:t>
             </w:r>
           </w:p>
         </w:tc>
@@ -2408,7 +3578,7 @@
                 <w:i w:val="0"/>
                 <w:sz w:val="16"/>
               </w:rPr>
-              <w:t>S02</w:t>
+              <w:t>S09</w:t>
               <w:br/>
             </w:r>
             <w:r>
@@ -2418,7 +3588,7 @@
                 <w:color w:val="64748B"/>
                 <w:sz w:val="14"/>
               </w:rPr>
-              <w:t>Éducation</w:t>
+              <w:t>Dépenses non alimentaires</w:t>
             </w:r>
           </w:p>
         </w:tc>
@@ -2465,7 +3635,7 @@
                 <w:i w:val="0"/>
                 <w:sz w:val="17"/>
               </w:rPr>
-              <w:t>veuillez, s'il vous plait, confirmer les frais de scolarité ( 1000 FCFA) payée de Boubacar Camara avec le QG ou apporter les corrections nécessaires.</w:t>
+              <w:t>Veuillez, s'il vous plaît, confirmer cette information avec le QG ou la corriger.</w:t>
             </w:r>
           </w:p>
         </w:tc>
@@ -2498,7 +3668,7 @@
                 <w:i w:val="0"/>
                 <w:sz w:val="16"/>
               </w:rPr>
-              <w:t>S02</w:t>
+              <w:t>S09</w:t>
               <w:br/>
             </w:r>
             <w:r>
@@ -2508,7 +3678,7 @@
                 <w:color w:val="64748B"/>
                 <w:sz w:val="14"/>
               </w:rPr>
-              <w:t>Éducation</w:t>
+              <w:t>Dépenses non alimentaires</w:t>
             </w:r>
           </w:p>
         </w:tc>
@@ -2555,7 +3725,7 @@
                 <w:i w:val="0"/>
                 <w:sz w:val="17"/>
               </w:rPr>
-              <w:t>veuillez, s'il vous plait, confirmer les frais de scolarité ( 1000 FCFA) payée de Ibrahima Camara avec le QG ou apporter les corrections nécessaires.</w:t>
+              <w:t>Attention ! La dépense du ménage de Mamadou Camara (20000 Fcfa) au cours de 3 derniers mois de Aliments, frais d'entretien, frais de vétérinaire des animaux de compagnie (chiens, chats, etc.</w:t>
             </w:r>
           </w:p>
         </w:tc>
@@ -2588,7 +3758,7 @@
                 <w:i w:val="0"/>
                 <w:sz w:val="16"/>
               </w:rPr>
-              <w:t>S02</w:t>
+              <w:t>S09</w:t>
               <w:br/>
             </w:r>
             <w:r>
@@ -2598,7 +3768,7 @@
                 <w:color w:val="64748B"/>
                 <w:sz w:val="14"/>
               </w:rPr>
-              <w:t>Éducation</w:t>
+              <w:t>Dépenses non alimentaires</w:t>
             </w:r>
           </w:p>
         </w:tc>
@@ -2645,7 +3815,7 @@
                 <w:i w:val="0"/>
                 <w:sz w:val="17"/>
               </w:rPr>
-              <w:t>veuillez, s'il vous plait, confirmer les frais de scolarité ( 4500 FCFA) payée de Aida Camara avec le QG ou apporter les corrections nécessaires.</w:t>
+              <w:t>) est relativement élevé.</w:t>
             </w:r>
           </w:p>
         </w:tc>
@@ -2678,7 +3848,7 @@
                 <w:i w:val="0"/>
                 <w:sz w:val="16"/>
               </w:rPr>
-              <w:t>S02</w:t>
+              <w:t>S09</w:t>
               <w:br/>
             </w:r>
             <w:r>
@@ -2688,7 +3858,7 @@
                 <w:color w:val="64748B"/>
                 <w:sz w:val="14"/>
               </w:rPr>
-              <w:t>Éducation</w:t>
+              <w:t>Dépenses non alimentaires</w:t>
             </w:r>
           </w:p>
         </w:tc>
@@ -2735,7 +3905,7 @@
                 <w:i w:val="0"/>
                 <w:sz w:val="17"/>
               </w:rPr>
-              <w:t>veuillez, s'il vous plait, confirmer les frais de scolarité ( 4500 FCFA) payée de Mari Camara avec le QG ou apporter les corrections nécessaires.</w:t>
+              <w:t>Prière de corriger ou de confirmer avec le QG.</w:t>
             </w:r>
           </w:p>
         </w:tc>
@@ -2768,7 +3938,7 @@
                 <w:i w:val="0"/>
                 <w:sz w:val="16"/>
               </w:rPr>
-              <w:t>S02</w:t>
+              <w:t>S09</w:t>
               <w:br/>
             </w:r>
             <w:r>
@@ -2778,7 +3948,7 @@
                 <w:color w:val="64748B"/>
                 <w:sz w:val="14"/>
               </w:rPr>
-              <w:t>Éducation</w:t>
+              <w:t>Dépenses non alimentaires</w:t>
             </w:r>
           </w:p>
         </w:tc>
@@ -2794,7 +3964,7 @@
                 <w:color w:val="16A34A"/>
                 <w:sz w:val="16"/>
               </w:rPr>
-              <w:t>s01q47__7, s02q24, s01q00b, s02q17_2, s02q15_2</w:t>
+              <w:t>—</w:t>
             </w:r>
           </w:p>
         </w:tc>
@@ -2825,7 +3995,7 @@
                 <w:i w:val="0"/>
                 <w:sz w:val="17"/>
               </w:rPr>
-              <w:t>Le montant des frais pour les cahiers et autres matériels scolaires pour l'année scolaire de Mari Camara qui fréquente 3ème année de Maternelle  est de 0 FCFA, Mari Camara a fait comment pour payer ces cahiers et autres matériels scolaires (SAC, stylo, craie, ardoise, crayon...) ? prière de corriger.</w:t>
+              <w:t>Attention ! La dépense du ménage de Mamadou Camara (17500 Fcfa) au cours de 6 derniers mois de Chaussures hommes est relativement élevé.</w:t>
             </w:r>
           </w:p>
         </w:tc>
@@ -2858,7 +4028,7 @@
                 <w:i w:val="0"/>
                 <w:sz w:val="16"/>
               </w:rPr>
-              <w:t>S02</w:t>
+              <w:t>S09</w:t>
               <w:br/>
             </w:r>
             <w:r>
@@ -2868,7 +4038,7 @@
                 <w:color w:val="64748B"/>
                 <w:sz w:val="14"/>
               </w:rPr>
-              <w:t>Éducation</w:t>
+              <w:t>Dépenses non alimentaires</w:t>
             </w:r>
           </w:p>
         </w:tc>
@@ -2915,7 +4085,7 @@
                 <w:i w:val="0"/>
                 <w:sz w:val="17"/>
               </w:rPr>
-              <w:t>veuillez, s'il vous plait, confirmer les frais de scolarité ( 7000 FCFA) payée de Mariama Cire Camara avec le QG ou apporter les corrections nécessaires.</w:t>
+              <w:t>Prière de corriger ou de confirmer avec le QG.</w:t>
             </w:r>
           </w:p>
         </w:tc>
@@ -2948,7 +4118,7 @@
                 <w:i w:val="0"/>
                 <w:sz w:val="16"/>
               </w:rPr>
-              <w:t>S02</w:t>
+              <w:t>S09</w:t>
               <w:br/>
             </w:r>
             <w:r>
@@ -2958,7 +4128,7 @@
                 <w:color w:val="64748B"/>
                 <w:sz w:val="14"/>
               </w:rPr>
-              <w:t>Éducation</w:t>
+              <w:t>Dépenses non alimentaires</w:t>
             </w:r>
           </w:p>
         </w:tc>
@@ -3005,7 +4175,7 @@
                 <w:i w:val="0"/>
                 <w:sz w:val="17"/>
               </w:rPr>
-              <w:t>veuillez, s'il vous plait, confirmer les frais de scolarité ( 7500 FCFA) payée de Awa Diallo avec le QG ou apporter les corrections nécessaires.</w:t>
+              <w:t>Attention ! La dépense du ménage de Mamadou Camara (48000 Fcfa) au cours de 6 derniers mois de Parfums est relativement élevé.</w:t>
             </w:r>
           </w:p>
         </w:tc>
@@ -3038,7 +4208,7 @@
                 <w:i w:val="0"/>
                 <w:sz w:val="16"/>
               </w:rPr>
-              <w:t>S03</w:t>
+              <w:t>S09</w:t>
               <w:br/>
             </w:r>
             <w:r>
@@ -3048,7 +4218,7 @@
                 <w:color w:val="64748B"/>
                 <w:sz w:val="14"/>
               </w:rPr>
-              <w:t>Santé</w:t>
+              <w:t>Dépenses non alimentaires</w:t>
             </w:r>
           </w:p>
         </w:tc>
@@ -3064,7 +4234,7 @@
                 <w:color w:val="16A34A"/>
                 <w:sz w:val="16"/>
               </w:rPr>
-              <w:t>s01q41a, s02q20, s02q22, s03q07, s03q02, s01q00b, s03q02_autre</w:t>
+              <w:t>—</w:t>
             </w:r>
           </w:p>
         </w:tc>
@@ -3095,7 +4265,7 @@
                 <w:i w:val="0"/>
                 <w:sz w:val="17"/>
               </w:rPr>
-              <w:t>Le dernier problème de santé pour lequel Oumar Camara a été hospitalisé au cours des 12 derniers mois est problème d'urologie, prière de prendre attache avec le QG pour plus d'explication afin de le classer bien.</w:t>
+              <w:t>Attention ! La dépense du ménage de Mamadou Camara (6000 Fcfa) au cours de 6 derniers mois de Frais de confection et de réparation de vêtements enfants est relativement élevé.</w:t>
             </w:r>
           </w:p>
         </w:tc>
@@ -3128,7 +4298,7 @@
                 <w:i w:val="0"/>
                 <w:sz w:val="16"/>
               </w:rPr>
-              <w:t>S04</w:t>
+              <w:t>S10</w:t>
               <w:br/>
             </w:r>
             <w:r>
@@ -3138,7 +4308,7 @@
                 <w:color w:val="64748B"/>
                 <w:sz w:val="14"/>
               </w:rPr>
-              <w:t>Emploi</w:t>
+              <w:t>Logement</w:t>
             </w:r>
           </w:p>
         </w:tc>
@@ -3154,7 +4324,7 @@
                 <w:color w:val="16A34A"/>
                 <w:sz w:val="16"/>
               </w:rPr>
-              <w:t>s01q47__1, s01q47__2, s01q47__3, s01q47__4, s01q47__5, s01q47__6, s01q47__7, s02q15</w:t>
+              <w:t>s00q07a, s00q08, s00q10, s00q13_0, s00q15_0, s00q17_0, s00q23a, s00q23b</w:t>
             </w:r>
           </w:p>
         </w:tc>
@@ -3185,1807 +4355,7 @@
                 <w:i w:val="0"/>
                 <w:sz w:val="17"/>
               </w:rPr>
-              <w:t>Attention! le nombre d'heure (3 heures) que Bintou Sane a travaillé par jour semble faible, veuillez s'il vous plait confirmer cette information avec le QG.</w:t>
-            </w:r>
-          </w:p>
-        </w:tc>
-      </w:tr>
-      <w:tr>
-        <w:tc>
-          <w:tcPr>
-            <w:tcW w:type="dxa" w:w="964"/>
-          </w:tcPr>
-          <w:p>
-            <w:r>
-              <w:rPr>
-                <w:b/>
-                <w:i w:val="0"/>
-                <w:color w:val="EA580C"/>
-                <w:sz w:val="16"/>
-              </w:rPr>
-              <w:t>Moyenne</w:t>
-            </w:r>
-          </w:p>
-        </w:tc>
-        <w:tc>
-          <w:tcPr>
-            <w:tcW w:type="dxa" w:w="1247"/>
-          </w:tcPr>
-          <w:p>
-            <w:r>
-              <w:rPr>
-                <w:b/>
-                <w:i w:val="0"/>
-                <w:sz w:val="16"/>
-              </w:rPr>
-              <w:t>S04</w:t>
-              <w:br/>
-            </w:r>
-            <w:r>
-              <w:rPr>
-                <w:b w:val="0"/>
-                <w:i w:val="0"/>
-                <w:color w:val="64748B"/>
-                <w:sz w:val="14"/>
-              </w:rPr>
-              <w:t>Emploi</w:t>
-            </w:r>
-          </w:p>
-        </w:tc>
-        <w:tc>
-          <w:tcPr>
-            <w:tcW w:type="dxa" w:w="1531"/>
-          </w:tcPr>
-          <w:p>
-            <w:r>
-              <w:rPr>
-                <w:b/>
-                <w:i w:val="0"/>
-                <w:color w:val="16A34A"/>
-                <w:sz w:val="16"/>
-              </w:rPr>
-              <w:t>s01q47__1, s01q47__2, s01q47__3, s01q47__4, s01q47__5, s01q47__6, s01q47__7, s02q15</w:t>
-            </w:r>
-          </w:p>
-        </w:tc>
-        <w:tc>
-          <w:tcPr>
-            <w:tcW w:type="dxa" w:w="1191"/>
-          </w:tcPr>
-          <w:p>
-            <w:r>
-              <w:rPr>
-                <w:b w:val="0"/>
-                <w:i w:val="0"/>
-                <w:color w:val="64748B"/>
-                <w:sz w:val="16"/>
-              </w:rPr>
-              <w:t>GT-CQ</w:t>
-            </w:r>
-          </w:p>
-        </w:tc>
-        <w:tc>
-          <w:tcPr>
-            <w:tcW w:type="dxa" w:w="4706"/>
-          </w:tcPr>
-          <w:p>
-            <w:r>
-              <w:rPr>
-                <w:b w:val="0"/>
-                <w:i w:val="0"/>
-                <w:sz w:val="17"/>
-              </w:rPr>
-              <w:t>Attention! le nombre d'heure (3 heures) que Tiguida Diallo a travaillé par jour semble faible, veuillez s'il vous plait confirmer cette information avec le QG.</w:t>
-            </w:r>
-          </w:p>
-        </w:tc>
-      </w:tr>
-      <w:tr>
-        <w:tc>
-          <w:tcPr>
-            <w:tcW w:type="dxa" w:w="964"/>
-          </w:tcPr>
-          <w:p>
-            <w:r>
-              <w:rPr>
-                <w:b/>
-                <w:i w:val="0"/>
-                <w:color w:val="EA580C"/>
-                <w:sz w:val="16"/>
-              </w:rPr>
-              <w:t>Moyenne</w:t>
-            </w:r>
-          </w:p>
-        </w:tc>
-        <w:tc>
-          <w:tcPr>
-            <w:tcW w:type="dxa" w:w="1247"/>
-          </w:tcPr>
-          <w:p>
-            <w:r>
-              <w:rPr>
-                <w:b/>
-                <w:i w:val="0"/>
-                <w:sz w:val="16"/>
-              </w:rPr>
-              <w:t>S04</w:t>
-              <w:br/>
-            </w:r>
-            <w:r>
-              <w:rPr>
-                <w:b w:val="0"/>
-                <w:i w:val="0"/>
-                <w:color w:val="64748B"/>
-                <w:sz w:val="14"/>
-              </w:rPr>
-              <w:t>Emploi</w:t>
-            </w:r>
-          </w:p>
-        </w:tc>
-        <w:tc>
-          <w:tcPr>
-            <w:tcW w:type="dxa" w:w="1531"/>
-          </w:tcPr>
-          <w:p>
-            <w:r>
-              <w:rPr>
-                <w:b/>
-                <w:i w:val="0"/>
-                <w:color w:val="16A34A"/>
-                <w:sz w:val="16"/>
-              </w:rPr>
-              <w:t>—</w:t>
-            </w:r>
-          </w:p>
-        </w:tc>
-        <w:tc>
-          <w:tcPr>
-            <w:tcW w:type="dxa" w:w="1191"/>
-          </w:tcPr>
-          <w:p>
-            <w:r>
-              <w:rPr>
-                <w:b w:val="0"/>
-                <w:i w:val="0"/>
-                <w:color w:val="64748B"/>
-                <w:sz w:val="16"/>
-              </w:rPr>
-              <w:t>GT-CQ</w:t>
-            </w:r>
-          </w:p>
-        </w:tc>
-        <w:tc>
-          <w:tcPr>
-            <w:tcW w:type="dxa" w:w="4706"/>
-          </w:tcPr>
-          <w:p>
-            <w:r>
-              <w:rPr>
-                <w:b w:val="0"/>
-                <w:i w:val="0"/>
-                <w:sz w:val="17"/>
-              </w:rPr>
-              <w:t>Veuillez, s'il vous plaît, confirmer cette information avec le QG ou la corriger.</w:t>
-            </w:r>
-          </w:p>
-        </w:tc>
-      </w:tr>
-      <w:tr>
-        <w:tc>
-          <w:tcPr>
-            <w:tcW w:type="dxa" w:w="964"/>
-          </w:tcPr>
-          <w:p>
-            <w:r>
-              <w:rPr>
-                <w:b/>
-                <w:i w:val="0"/>
-                <w:color w:val="EA580C"/>
-                <w:sz w:val="16"/>
-              </w:rPr>
-              <w:t>Moyenne</w:t>
-            </w:r>
-          </w:p>
-        </w:tc>
-        <w:tc>
-          <w:tcPr>
-            <w:tcW w:type="dxa" w:w="1247"/>
-          </w:tcPr>
-          <w:p>
-            <w:r>
-              <w:rPr>
-                <w:b/>
-                <w:i w:val="0"/>
-                <w:sz w:val="16"/>
-              </w:rPr>
-              <w:t>S04</w:t>
-              <w:br/>
-            </w:r>
-            <w:r>
-              <w:rPr>
-                <w:b w:val="0"/>
-                <w:i w:val="0"/>
-                <w:color w:val="64748B"/>
-                <w:sz w:val="14"/>
-              </w:rPr>
-              <w:t>Emploi</w:t>
-            </w:r>
-          </w:p>
-        </w:tc>
-        <w:tc>
-          <w:tcPr>
-            <w:tcW w:type="dxa" w:w="1531"/>
-          </w:tcPr>
-          <w:p>
-            <w:r>
-              <w:rPr>
-                <w:b/>
-                <w:i w:val="0"/>
-                <w:color w:val="16A34A"/>
-                <w:sz w:val="16"/>
-              </w:rPr>
-              <w:t>s01q35, s01q36, s01q37, s02q04, s02q15, s03q13, s03q14, s03q15</w:t>
-            </w:r>
-          </w:p>
-        </w:tc>
-        <w:tc>
-          <w:tcPr>
-            <w:tcW w:type="dxa" w:w="1191"/>
-          </w:tcPr>
-          <w:p>
-            <w:r>
-              <w:rPr>
-                <w:b w:val="0"/>
-                <w:i w:val="0"/>
-                <w:color w:val="64748B"/>
-                <w:sz w:val="16"/>
-              </w:rPr>
-              <w:t>GT-CQ</w:t>
-            </w:r>
-          </w:p>
-        </w:tc>
-        <w:tc>
-          <w:tcPr>
-            <w:tcW w:type="dxa" w:w="4706"/>
-          </w:tcPr>
-          <w:p>
-            <w:r>
-              <w:rPr>
-                <w:b w:val="0"/>
-                <w:i w:val="0"/>
-                <w:sz w:val="17"/>
-              </w:rPr>
-              <w:t>Nombre de mois exercé  (1 mois) par Amadou Kore Camara dans l'emploi au cours des 12 derniers mois semble faible, veuillez corriger s'il vous plait ou comfirmer avec le QG.</w:t>
-            </w:r>
-          </w:p>
-        </w:tc>
-      </w:tr>
-      <w:tr>
-        <w:tc>
-          <w:tcPr>
-            <w:tcW w:type="dxa" w:w="964"/>
-          </w:tcPr>
-          <w:p>
-            <w:r>
-              <w:rPr>
-                <w:b/>
-                <w:i w:val="0"/>
-                <w:color w:val="EA580C"/>
-                <w:sz w:val="16"/>
-              </w:rPr>
-              <w:t>Moyenne</w:t>
-            </w:r>
-          </w:p>
-        </w:tc>
-        <w:tc>
-          <w:tcPr>
-            <w:tcW w:type="dxa" w:w="1247"/>
-          </w:tcPr>
-          <w:p>
-            <w:r>
-              <w:rPr>
-                <w:b/>
-                <w:i w:val="0"/>
-                <w:sz w:val="16"/>
-              </w:rPr>
-              <w:t>S07</w:t>
-              <w:br/>
-            </w:r>
-            <w:r>
-              <w:rPr>
-                <w:b w:val="0"/>
-                <w:i w:val="0"/>
-                <w:color w:val="64748B"/>
-                <w:sz w:val="14"/>
-              </w:rPr>
-              <w:t>Consommation alimentaire</w:t>
-            </w:r>
-          </w:p>
-        </w:tc>
-        <w:tc>
-          <w:tcPr>
-            <w:tcW w:type="dxa" w:w="1531"/>
-          </w:tcPr>
-          <w:p>
-            <w:r>
-              <w:rPr>
-                <w:b/>
-                <w:i w:val="0"/>
-                <w:color w:val="16A34A"/>
-                <w:sz w:val="16"/>
-              </w:rPr>
-              <w:t>—</w:t>
-            </w:r>
-          </w:p>
-        </w:tc>
-        <w:tc>
-          <w:tcPr>
-            <w:tcW w:type="dxa" w:w="1191"/>
-          </w:tcPr>
-          <w:p>
-            <w:r>
-              <w:rPr>
-                <w:b w:val="0"/>
-                <w:i w:val="0"/>
-                <w:color w:val="64748B"/>
-                <w:sz w:val="16"/>
-              </w:rPr>
-              <w:t>GT-CQ</w:t>
-            </w:r>
-          </w:p>
-        </w:tc>
-        <w:tc>
-          <w:tcPr>
-            <w:tcW w:type="dxa" w:w="4706"/>
-          </w:tcPr>
-          <w:p>
-            <w:r>
-              <w:rPr>
-                <w:b w:val="0"/>
-                <w:i w:val="0"/>
-                <w:sz w:val="17"/>
-              </w:rPr>
-              <w:t>Attention ! La dépense du répas pris à l'extérieur de Amadou Kore Camara (7450 Fcfa) au cours de 7 derniers jours est relativement élevé.</w:t>
-            </w:r>
-          </w:p>
-        </w:tc>
-      </w:tr>
-      <w:tr>
-        <w:tc>
-          <w:tcPr>
-            <w:tcW w:type="dxa" w:w="964"/>
-          </w:tcPr>
-          <w:p>
-            <w:r>
-              <w:rPr>
-                <w:b/>
-                <w:i w:val="0"/>
-                <w:color w:val="EA580C"/>
-                <w:sz w:val="16"/>
-              </w:rPr>
-              <w:t>Moyenne</w:t>
-            </w:r>
-          </w:p>
-        </w:tc>
-        <w:tc>
-          <w:tcPr>
-            <w:tcW w:type="dxa" w:w="1247"/>
-          </w:tcPr>
-          <w:p>
-            <w:r>
-              <w:rPr>
-                <w:b/>
-                <w:i w:val="0"/>
-                <w:sz w:val="16"/>
-              </w:rPr>
-              <w:t>S07</w:t>
-              <w:br/>
-            </w:r>
-            <w:r>
-              <w:rPr>
-                <w:b w:val="0"/>
-                <w:i w:val="0"/>
-                <w:color w:val="64748B"/>
-                <w:sz w:val="14"/>
-              </w:rPr>
-              <w:t>Consommation alimentaire</w:t>
-            </w:r>
-          </w:p>
-        </w:tc>
-        <w:tc>
-          <w:tcPr>
-            <w:tcW w:type="dxa" w:w="1531"/>
-          </w:tcPr>
-          <w:p>
-            <w:r>
-              <w:rPr>
-                <w:b/>
-                <w:i w:val="0"/>
-                <w:color w:val="16A34A"/>
-                <w:sz w:val="16"/>
-              </w:rPr>
-              <w:t>—</w:t>
-            </w:r>
-          </w:p>
-        </w:tc>
-        <w:tc>
-          <w:tcPr>
-            <w:tcW w:type="dxa" w:w="1191"/>
-          </w:tcPr>
-          <w:p>
-            <w:r>
-              <w:rPr>
-                <w:b w:val="0"/>
-                <w:i w:val="0"/>
-                <w:color w:val="64748B"/>
-                <w:sz w:val="16"/>
-              </w:rPr>
-              <w:t>GT-CQ</w:t>
-            </w:r>
-          </w:p>
-        </w:tc>
-        <w:tc>
-          <w:tcPr>
-            <w:tcW w:type="dxa" w:w="4706"/>
-          </w:tcPr>
-          <w:p>
-            <w:r>
-              <w:rPr>
-                <w:b w:val="0"/>
-                <w:i w:val="0"/>
-                <w:sz w:val="17"/>
-              </w:rPr>
-              <w:t>Prière de corriger ou de confirmer avec le QG.</w:t>
-            </w:r>
-          </w:p>
-        </w:tc>
-      </w:tr>
-      <w:tr>
-        <w:tc>
-          <w:tcPr>
-            <w:tcW w:type="dxa" w:w="964"/>
-          </w:tcPr>
-          <w:p>
-            <w:r>
-              <w:rPr>
-                <w:b/>
-                <w:i w:val="0"/>
-                <w:color w:val="EA580C"/>
-                <w:sz w:val="16"/>
-              </w:rPr>
-              <w:t>Moyenne</w:t>
-            </w:r>
-          </w:p>
-        </w:tc>
-        <w:tc>
-          <w:tcPr>
-            <w:tcW w:type="dxa" w:w="1247"/>
-          </w:tcPr>
-          <w:p>
-            <w:r>
-              <w:rPr>
-                <w:b/>
-                <w:i w:val="0"/>
-                <w:sz w:val="16"/>
-              </w:rPr>
-              <w:t>S07</w:t>
-              <w:br/>
-            </w:r>
-            <w:r>
-              <w:rPr>
-                <w:b w:val="0"/>
-                <w:i w:val="0"/>
-                <w:color w:val="64748B"/>
-                <w:sz w:val="14"/>
-              </w:rPr>
-              <w:t>Consommation alimentaire</w:t>
-            </w:r>
-          </w:p>
-        </w:tc>
-        <w:tc>
-          <w:tcPr>
-            <w:tcW w:type="dxa" w:w="1531"/>
-          </w:tcPr>
-          <w:p>
-            <w:r>
-              <w:rPr>
-                <w:b/>
-                <w:i w:val="0"/>
-                <w:color w:val="16A34A"/>
-                <w:sz w:val="16"/>
-              </w:rPr>
-              <w:t>—</w:t>
-            </w:r>
-          </w:p>
-        </w:tc>
-        <w:tc>
-          <w:tcPr>
-            <w:tcW w:type="dxa" w:w="1191"/>
-          </w:tcPr>
-          <w:p>
-            <w:r>
-              <w:rPr>
-                <w:b w:val="0"/>
-                <w:i w:val="0"/>
-                <w:color w:val="64748B"/>
-                <w:sz w:val="16"/>
-              </w:rPr>
-              <w:t>GT-CQ</w:t>
-            </w:r>
-          </w:p>
-        </w:tc>
-        <w:tc>
-          <w:tcPr>
-            <w:tcW w:type="dxa" w:w="4706"/>
-          </w:tcPr>
-          <w:p>
-            <w:r>
-              <w:rPr>
-                <w:b w:val="0"/>
-                <w:i w:val="0"/>
-                <w:sz w:val="17"/>
-              </w:rPr>
-              <w:t>Attention ! La dépense du répas pris à l'extérieur de Mamadou  Camara (4150 Fcfa) au cours de 7 derniers jours est relativement élevé.</w:t>
-            </w:r>
-          </w:p>
-        </w:tc>
-      </w:tr>
-      <w:tr>
-        <w:tc>
-          <w:tcPr>
-            <w:tcW w:type="dxa" w:w="964"/>
-          </w:tcPr>
-          <w:p>
-            <w:r>
-              <w:rPr>
-                <w:b/>
-                <w:i w:val="0"/>
-                <w:color w:val="EA580C"/>
-                <w:sz w:val="16"/>
-              </w:rPr>
-              <w:t>Moyenne</w:t>
-            </w:r>
-          </w:p>
-        </w:tc>
-        <w:tc>
-          <w:tcPr>
-            <w:tcW w:type="dxa" w:w="1247"/>
-          </w:tcPr>
-          <w:p>
-            <w:r>
-              <w:rPr>
-                <w:b/>
-                <w:i w:val="0"/>
-                <w:sz w:val="16"/>
-              </w:rPr>
-              <w:t>S09</w:t>
-              <w:br/>
-            </w:r>
-            <w:r>
-              <w:rPr>
-                <w:b w:val="0"/>
-                <w:i w:val="0"/>
-                <w:color w:val="64748B"/>
-                <w:sz w:val="14"/>
-              </w:rPr>
-              <w:t>Dépenses non alimentaires</w:t>
-            </w:r>
-          </w:p>
-        </w:tc>
-        <w:tc>
-          <w:tcPr>
-            <w:tcW w:type="dxa" w:w="1531"/>
-          </w:tcPr>
-          <w:p>
-            <w:r>
-              <w:rPr>
-                <w:b/>
-                <w:i w:val="0"/>
-                <w:color w:val="16A34A"/>
-                <w:sz w:val="16"/>
-              </w:rPr>
-              <w:t>s01q23, s01q00b, s01q23_autre</w:t>
-            </w:r>
-          </w:p>
-        </w:tc>
-        <w:tc>
-          <w:tcPr>
-            <w:tcW w:type="dxa" w:w="1191"/>
-          </w:tcPr>
-          <w:p>
-            <w:r>
-              <w:rPr>
-                <w:b w:val="0"/>
-                <w:i w:val="0"/>
-                <w:color w:val="64748B"/>
-                <w:sz w:val="16"/>
-              </w:rPr>
-              <w:t>GT-CQ</w:t>
-            </w:r>
-          </w:p>
-        </w:tc>
-        <w:tc>
-          <w:tcPr>
-            <w:tcW w:type="dxa" w:w="4706"/>
-          </w:tcPr>
-          <w:p>
-            <w:r>
-              <w:rPr>
-                <w:b w:val="0"/>
-                <w:i w:val="0"/>
-                <w:sz w:val="17"/>
-              </w:rPr>
-              <w:t>La dernière fois que vous avez acheté Bois de chauffe ramassé/coupé (estimer la valeur) est a la brousse et semble exister dans les modalités, prière de prendre attache avec le QG pour plus d'explication afin de la classer bien.</w:t>
-            </w:r>
-          </w:p>
-        </w:tc>
-      </w:tr>
-      <w:tr>
-        <w:tc>
-          <w:tcPr>
-            <w:tcW w:type="dxa" w:w="964"/>
-          </w:tcPr>
-          <w:p>
-            <w:r>
-              <w:rPr>
-                <w:b/>
-                <w:i w:val="0"/>
-                <w:color w:val="EA580C"/>
-                <w:sz w:val="16"/>
-              </w:rPr>
-              <w:t>Moyenne</w:t>
-            </w:r>
-          </w:p>
-        </w:tc>
-        <w:tc>
-          <w:tcPr>
-            <w:tcW w:type="dxa" w:w="1247"/>
-          </w:tcPr>
-          <w:p>
-            <w:r>
-              <w:rPr>
-                <w:b/>
-                <w:i w:val="0"/>
-                <w:sz w:val="16"/>
-              </w:rPr>
-              <w:t>S09</w:t>
-              <w:br/>
-            </w:r>
-            <w:r>
-              <w:rPr>
-                <w:b w:val="0"/>
-                <w:i w:val="0"/>
-                <w:color w:val="64748B"/>
-                <w:sz w:val="14"/>
-              </w:rPr>
-              <w:t>Dépenses non alimentaires</w:t>
-            </w:r>
-          </w:p>
-        </w:tc>
-        <w:tc>
-          <w:tcPr>
-            <w:tcW w:type="dxa" w:w="1531"/>
-          </w:tcPr>
-          <w:p>
-            <w:r>
-              <w:rPr>
-                <w:b/>
-                <w:i w:val="0"/>
-                <w:color w:val="16A34A"/>
-                <w:sz w:val="16"/>
-              </w:rPr>
-              <w:t>—</w:t>
-            </w:r>
-          </w:p>
-        </w:tc>
-        <w:tc>
-          <w:tcPr>
-            <w:tcW w:type="dxa" w:w="1191"/>
-          </w:tcPr>
-          <w:p>
-            <w:r>
-              <w:rPr>
-                <w:b w:val="0"/>
-                <w:i w:val="0"/>
-                <w:color w:val="64748B"/>
-                <w:sz w:val="16"/>
-              </w:rPr>
-              <w:t>GT-CQ</w:t>
-            </w:r>
-          </w:p>
-        </w:tc>
-        <w:tc>
-          <w:tcPr>
-            <w:tcW w:type="dxa" w:w="4706"/>
-          </w:tcPr>
-          <w:p>
-            <w:r>
-              <w:rPr>
-                <w:b w:val="0"/>
-                <w:i w:val="0"/>
-                <w:sz w:val="17"/>
-              </w:rPr>
-              <w:t>Attention ! La dépense du ménage de Mamadou Camara (1500 Fcfa) au cours de 30 derniers jours de Frais de coiffure homme et femme (salon, tressage, mèches, coupe, etc.), manucure, pédicure est relativement élevé.</w:t>
-            </w:r>
-          </w:p>
-        </w:tc>
-      </w:tr>
-      <w:tr>
-        <w:tc>
-          <w:tcPr>
-            <w:tcW w:type="dxa" w:w="964"/>
-          </w:tcPr>
-          <w:p>
-            <w:r>
-              <w:rPr>
-                <w:b/>
-                <w:i w:val="0"/>
-                <w:color w:val="EA580C"/>
-                <w:sz w:val="16"/>
-              </w:rPr>
-              <w:t>Moyenne</w:t>
-            </w:r>
-          </w:p>
-        </w:tc>
-        <w:tc>
-          <w:tcPr>
-            <w:tcW w:type="dxa" w:w="1247"/>
-          </w:tcPr>
-          <w:p>
-            <w:r>
-              <w:rPr>
-                <w:b/>
-                <w:i w:val="0"/>
-                <w:sz w:val="16"/>
-              </w:rPr>
-              <w:t>S09</w:t>
-              <w:br/>
-            </w:r>
-            <w:r>
-              <w:rPr>
-                <w:b w:val="0"/>
-                <w:i w:val="0"/>
-                <w:color w:val="64748B"/>
-                <w:sz w:val="14"/>
-              </w:rPr>
-              <w:t>Dépenses non alimentaires</w:t>
-            </w:r>
-          </w:p>
-        </w:tc>
-        <w:tc>
-          <w:tcPr>
-            <w:tcW w:type="dxa" w:w="1531"/>
-          </w:tcPr>
-          <w:p>
-            <w:r>
-              <w:rPr>
-                <w:b/>
-                <w:i w:val="0"/>
-                <w:color w:val="16A34A"/>
-                <w:sz w:val="16"/>
-              </w:rPr>
-              <w:t>—</w:t>
-            </w:r>
-          </w:p>
-        </w:tc>
-        <w:tc>
-          <w:tcPr>
-            <w:tcW w:type="dxa" w:w="1191"/>
-          </w:tcPr>
-          <w:p>
-            <w:r>
-              <w:rPr>
-                <w:b w:val="0"/>
-                <w:i w:val="0"/>
-                <w:color w:val="64748B"/>
-                <w:sz w:val="16"/>
-              </w:rPr>
-              <w:t>GT-CQ</w:t>
-            </w:r>
-          </w:p>
-        </w:tc>
-        <w:tc>
-          <w:tcPr>
-            <w:tcW w:type="dxa" w:w="4706"/>
-          </w:tcPr>
-          <w:p>
-            <w:r>
-              <w:rPr>
-                <w:b w:val="0"/>
-                <w:i w:val="0"/>
-                <w:sz w:val="17"/>
-              </w:rPr>
-              <w:t>Prière de corriger ou de confirmer avec le QG.</w:t>
-            </w:r>
-          </w:p>
-        </w:tc>
-      </w:tr>
-      <w:tr>
-        <w:tc>
-          <w:tcPr>
-            <w:tcW w:type="dxa" w:w="964"/>
-          </w:tcPr>
-          <w:p>
-            <w:r>
-              <w:rPr>
-                <w:b/>
-                <w:i w:val="0"/>
-                <w:color w:val="EA580C"/>
-                <w:sz w:val="16"/>
-              </w:rPr>
-              <w:t>Moyenne</w:t>
-            </w:r>
-          </w:p>
-        </w:tc>
-        <w:tc>
-          <w:tcPr>
-            <w:tcW w:type="dxa" w:w="1247"/>
-          </w:tcPr>
-          <w:p>
-            <w:r>
-              <w:rPr>
-                <w:b/>
-                <w:i w:val="0"/>
-                <w:sz w:val="16"/>
-              </w:rPr>
-              <w:t>S09</w:t>
-              <w:br/>
-            </w:r>
-            <w:r>
-              <w:rPr>
-                <w:b w:val="0"/>
-                <w:i w:val="0"/>
-                <w:color w:val="64748B"/>
-                <w:sz w:val="14"/>
-              </w:rPr>
-              <w:t>Dépenses non alimentaires</w:t>
-            </w:r>
-          </w:p>
-        </w:tc>
-        <w:tc>
-          <w:tcPr>
-            <w:tcW w:type="dxa" w:w="1531"/>
-          </w:tcPr>
-          <w:p>
-            <w:r>
-              <w:rPr>
-                <w:b/>
-                <w:i w:val="0"/>
-                <w:color w:val="16A34A"/>
-                <w:sz w:val="16"/>
-              </w:rPr>
-              <w:t>—</w:t>
-            </w:r>
-          </w:p>
-        </w:tc>
-        <w:tc>
-          <w:tcPr>
-            <w:tcW w:type="dxa" w:w="1191"/>
-          </w:tcPr>
-          <w:p>
-            <w:r>
-              <w:rPr>
-                <w:b w:val="0"/>
-                <w:i w:val="0"/>
-                <w:color w:val="64748B"/>
-                <w:sz w:val="16"/>
-              </w:rPr>
-              <w:t>GT-CQ</w:t>
-            </w:r>
-          </w:p>
-        </w:tc>
-        <w:tc>
-          <w:tcPr>
-            <w:tcW w:type="dxa" w:w="4706"/>
-          </w:tcPr>
-          <w:p>
-            <w:r>
-              <w:rPr>
-                <w:b w:val="0"/>
-                <w:i w:val="0"/>
-                <w:sz w:val="17"/>
-              </w:rPr>
-              <w:t>Peu plausible! le montant de la dépense pour  Savon de ménage, lessive en poudre, détergents (eau de javel, etc.</w:t>
-            </w:r>
-          </w:p>
-        </w:tc>
-      </w:tr>
-      <w:tr>
-        <w:tc>
-          <w:tcPr>
-            <w:tcW w:type="dxa" w:w="964"/>
-          </w:tcPr>
-          <w:p>
-            <w:r>
-              <w:rPr>
-                <w:b/>
-                <w:i w:val="0"/>
-                <w:color w:val="EA580C"/>
-                <w:sz w:val="16"/>
-              </w:rPr>
-              <w:t>Moyenne</w:t>
-            </w:r>
-          </w:p>
-        </w:tc>
-        <w:tc>
-          <w:tcPr>
-            <w:tcW w:type="dxa" w:w="1247"/>
-          </w:tcPr>
-          <w:p>
-            <w:r>
-              <w:rPr>
-                <w:b/>
-                <w:i w:val="0"/>
-                <w:sz w:val="16"/>
-              </w:rPr>
-              <w:t>S09</w:t>
-              <w:br/>
-            </w:r>
-            <w:r>
-              <w:rPr>
-                <w:b w:val="0"/>
-                <w:i w:val="0"/>
-                <w:color w:val="64748B"/>
-                <w:sz w:val="14"/>
-              </w:rPr>
-              <w:t>Dépenses non alimentaires</w:t>
-            </w:r>
-          </w:p>
-        </w:tc>
-        <w:tc>
-          <w:tcPr>
-            <w:tcW w:type="dxa" w:w="1531"/>
-          </w:tcPr>
-          <w:p>
-            <w:r>
-              <w:rPr>
-                <w:b/>
-                <w:i w:val="0"/>
-                <w:color w:val="16A34A"/>
-                <w:sz w:val="16"/>
-              </w:rPr>
-              <w:t>—</w:t>
-            </w:r>
-          </w:p>
-        </w:tc>
-        <w:tc>
-          <w:tcPr>
-            <w:tcW w:type="dxa" w:w="1191"/>
-          </w:tcPr>
-          <w:p>
-            <w:r>
-              <w:rPr>
-                <w:b w:val="0"/>
-                <w:i w:val="0"/>
-                <w:color w:val="64748B"/>
-                <w:sz w:val="16"/>
-              </w:rPr>
-              <w:t>GT-CQ</w:t>
-            </w:r>
-          </w:p>
-        </w:tc>
-        <w:tc>
-          <w:tcPr>
-            <w:tcW w:type="dxa" w:w="4706"/>
-          </w:tcPr>
-          <w:p>
-            <w:r>
-              <w:rPr>
-                <w:b w:val="0"/>
-                <w:i w:val="0"/>
-                <w:sz w:val="17"/>
-              </w:rPr>
-              <w:t>) semble trop élevé.</w:t>
-            </w:r>
-          </w:p>
-        </w:tc>
-      </w:tr>
-      <w:tr>
-        <w:tc>
-          <w:tcPr>
-            <w:tcW w:type="dxa" w:w="964"/>
-          </w:tcPr>
-          <w:p>
-            <w:r>
-              <w:rPr>
-                <w:b/>
-                <w:i w:val="0"/>
-                <w:color w:val="EA580C"/>
-                <w:sz w:val="16"/>
-              </w:rPr>
-              <w:t>Moyenne</w:t>
-            </w:r>
-          </w:p>
-        </w:tc>
-        <w:tc>
-          <w:tcPr>
-            <w:tcW w:type="dxa" w:w="1247"/>
-          </w:tcPr>
-          <w:p>
-            <w:r>
-              <w:rPr>
-                <w:b/>
-                <w:i w:val="0"/>
-                <w:sz w:val="16"/>
-              </w:rPr>
-              <w:t>S09</w:t>
-              <w:br/>
-            </w:r>
-            <w:r>
-              <w:rPr>
-                <w:b w:val="0"/>
-                <w:i w:val="0"/>
-                <w:color w:val="64748B"/>
-                <w:sz w:val="14"/>
-              </w:rPr>
-              <w:t>Dépenses non alimentaires</w:t>
-            </w:r>
-          </w:p>
-        </w:tc>
-        <w:tc>
-          <w:tcPr>
-            <w:tcW w:type="dxa" w:w="1531"/>
-          </w:tcPr>
-          <w:p>
-            <w:r>
-              <w:rPr>
-                <w:b/>
-                <w:i w:val="0"/>
-                <w:color w:val="16A34A"/>
-                <w:sz w:val="16"/>
-              </w:rPr>
-              <w:t>—</w:t>
-            </w:r>
-          </w:p>
-        </w:tc>
-        <w:tc>
-          <w:tcPr>
-            <w:tcW w:type="dxa" w:w="1191"/>
-          </w:tcPr>
-          <w:p>
-            <w:r>
-              <w:rPr>
-                <w:b w:val="0"/>
-                <w:i w:val="0"/>
-                <w:color w:val="64748B"/>
-                <w:sz w:val="16"/>
-              </w:rPr>
-              <w:t>GT-CQ</w:t>
-            </w:r>
-          </w:p>
-        </w:tc>
-        <w:tc>
-          <w:tcPr>
-            <w:tcW w:type="dxa" w:w="4706"/>
-          </w:tcPr>
-          <w:p>
-            <w:r>
-              <w:rPr>
-                <w:b w:val="0"/>
-                <w:i w:val="0"/>
-                <w:sz w:val="17"/>
-              </w:rPr>
-              <w:t>Veuillez, s'il vous plaît, confirmer cette information avec le QG ou la corriger.</w:t>
-            </w:r>
-          </w:p>
-        </w:tc>
-      </w:tr>
-      <w:tr>
-        <w:tc>
-          <w:tcPr>
-            <w:tcW w:type="dxa" w:w="964"/>
-          </w:tcPr>
-          <w:p>
-            <w:r>
-              <w:rPr>
-                <w:b/>
-                <w:i w:val="0"/>
-                <w:color w:val="EA580C"/>
-                <w:sz w:val="16"/>
-              </w:rPr>
-              <w:t>Moyenne</w:t>
-            </w:r>
-          </w:p>
-        </w:tc>
-        <w:tc>
-          <w:tcPr>
-            <w:tcW w:type="dxa" w:w="1247"/>
-          </w:tcPr>
-          <w:p>
-            <w:r>
-              <w:rPr>
-                <w:b/>
-                <w:i w:val="0"/>
-                <w:sz w:val="16"/>
-              </w:rPr>
-              <w:t>S09</w:t>
-              <w:br/>
-            </w:r>
-            <w:r>
-              <w:rPr>
-                <w:b w:val="0"/>
-                <w:i w:val="0"/>
-                <w:color w:val="64748B"/>
-                <w:sz w:val="14"/>
-              </w:rPr>
-              <w:t>Dépenses non alimentaires</w:t>
-            </w:r>
-          </w:p>
-        </w:tc>
-        <w:tc>
-          <w:tcPr>
-            <w:tcW w:type="dxa" w:w="1531"/>
-          </w:tcPr>
-          <w:p>
-            <w:r>
-              <w:rPr>
-                <w:b/>
-                <w:i w:val="0"/>
-                <w:color w:val="16A34A"/>
-                <w:sz w:val="16"/>
-              </w:rPr>
-              <w:t>—</w:t>
-            </w:r>
-          </w:p>
-        </w:tc>
-        <w:tc>
-          <w:tcPr>
-            <w:tcW w:type="dxa" w:w="1191"/>
-          </w:tcPr>
-          <w:p>
-            <w:r>
-              <w:rPr>
-                <w:b w:val="0"/>
-                <w:i w:val="0"/>
-                <w:color w:val="64748B"/>
-                <w:sz w:val="16"/>
-              </w:rPr>
-              <w:t>GT-CQ</w:t>
-            </w:r>
-          </w:p>
-        </w:tc>
-        <w:tc>
-          <w:tcPr>
-            <w:tcW w:type="dxa" w:w="4706"/>
-          </w:tcPr>
-          <w:p>
-            <w:r>
-              <w:rPr>
-                <w:b w:val="0"/>
-                <w:i w:val="0"/>
-                <w:sz w:val="17"/>
-              </w:rPr>
-              <w:t>Attention ! La dépense du ménage de Mamadou Camara (20000 Fcfa) au cours de 3 derniers mois de Aliments, frais d'entretien, frais de vétérinaire des animaux de compagnie (chiens, chats, etc.</w:t>
-            </w:r>
-          </w:p>
-        </w:tc>
-      </w:tr>
-      <w:tr>
-        <w:tc>
-          <w:tcPr>
-            <w:tcW w:type="dxa" w:w="964"/>
-          </w:tcPr>
-          <w:p>
-            <w:r>
-              <w:rPr>
-                <w:b/>
-                <w:i w:val="0"/>
-                <w:color w:val="EA580C"/>
-                <w:sz w:val="16"/>
-              </w:rPr>
-              <w:t>Moyenne</w:t>
-            </w:r>
-          </w:p>
-        </w:tc>
-        <w:tc>
-          <w:tcPr>
-            <w:tcW w:type="dxa" w:w="1247"/>
-          </w:tcPr>
-          <w:p>
-            <w:r>
-              <w:rPr>
-                <w:b/>
-                <w:i w:val="0"/>
-                <w:sz w:val="16"/>
-              </w:rPr>
-              <w:t>S09</w:t>
-              <w:br/>
-            </w:r>
-            <w:r>
-              <w:rPr>
-                <w:b w:val="0"/>
-                <w:i w:val="0"/>
-                <w:color w:val="64748B"/>
-                <w:sz w:val="14"/>
-              </w:rPr>
-              <w:t>Dépenses non alimentaires</w:t>
-            </w:r>
-          </w:p>
-        </w:tc>
-        <w:tc>
-          <w:tcPr>
-            <w:tcW w:type="dxa" w:w="1531"/>
-          </w:tcPr>
-          <w:p>
-            <w:r>
-              <w:rPr>
-                <w:b/>
-                <w:i w:val="0"/>
-                <w:color w:val="16A34A"/>
-                <w:sz w:val="16"/>
-              </w:rPr>
-              <w:t>—</w:t>
-            </w:r>
-          </w:p>
-        </w:tc>
-        <w:tc>
-          <w:tcPr>
-            <w:tcW w:type="dxa" w:w="1191"/>
-          </w:tcPr>
-          <w:p>
-            <w:r>
-              <w:rPr>
-                <w:b w:val="0"/>
-                <w:i w:val="0"/>
-                <w:color w:val="64748B"/>
-                <w:sz w:val="16"/>
-              </w:rPr>
-              <w:t>GT-CQ</w:t>
-            </w:r>
-          </w:p>
-        </w:tc>
-        <w:tc>
-          <w:tcPr>
-            <w:tcW w:type="dxa" w:w="4706"/>
-          </w:tcPr>
-          <w:p>
-            <w:r>
-              <w:rPr>
-                <w:b w:val="0"/>
-                <w:i w:val="0"/>
-                <w:sz w:val="17"/>
-              </w:rPr>
-              <w:t>) est relativement élevé.</w:t>
-            </w:r>
-          </w:p>
-        </w:tc>
-      </w:tr>
-      <w:tr>
-        <w:tc>
-          <w:tcPr>
-            <w:tcW w:type="dxa" w:w="964"/>
-          </w:tcPr>
-          <w:p>
-            <w:r>
-              <w:rPr>
-                <w:b/>
-                <w:i w:val="0"/>
-                <w:color w:val="EA580C"/>
-                <w:sz w:val="16"/>
-              </w:rPr>
-              <w:t>Moyenne</w:t>
-            </w:r>
-          </w:p>
-        </w:tc>
-        <w:tc>
-          <w:tcPr>
-            <w:tcW w:type="dxa" w:w="1247"/>
-          </w:tcPr>
-          <w:p>
-            <w:r>
-              <w:rPr>
-                <w:b/>
-                <w:i w:val="0"/>
-                <w:sz w:val="16"/>
-              </w:rPr>
-              <w:t>S09</w:t>
-              <w:br/>
-            </w:r>
-            <w:r>
-              <w:rPr>
-                <w:b w:val="0"/>
-                <w:i w:val="0"/>
-                <w:color w:val="64748B"/>
-                <w:sz w:val="14"/>
-              </w:rPr>
-              <w:t>Dépenses non alimentaires</w:t>
-            </w:r>
-          </w:p>
-        </w:tc>
-        <w:tc>
-          <w:tcPr>
-            <w:tcW w:type="dxa" w:w="1531"/>
-          </w:tcPr>
-          <w:p>
-            <w:r>
-              <w:rPr>
-                <w:b/>
-                <w:i w:val="0"/>
-                <w:color w:val="16A34A"/>
-                <w:sz w:val="16"/>
-              </w:rPr>
-              <w:t>—</w:t>
-            </w:r>
-          </w:p>
-        </w:tc>
-        <w:tc>
-          <w:tcPr>
-            <w:tcW w:type="dxa" w:w="1191"/>
-          </w:tcPr>
-          <w:p>
-            <w:r>
-              <w:rPr>
-                <w:b w:val="0"/>
-                <w:i w:val="0"/>
-                <w:color w:val="64748B"/>
-                <w:sz w:val="16"/>
-              </w:rPr>
-              <w:t>GT-CQ</w:t>
-            </w:r>
-          </w:p>
-        </w:tc>
-        <w:tc>
-          <w:tcPr>
-            <w:tcW w:type="dxa" w:w="4706"/>
-          </w:tcPr>
-          <w:p>
-            <w:r>
-              <w:rPr>
-                <w:b w:val="0"/>
-                <w:i w:val="0"/>
-                <w:sz w:val="17"/>
-              </w:rPr>
-              <w:t>Prière de corriger ou de confirmer avec le QG.</w:t>
-            </w:r>
-          </w:p>
-        </w:tc>
-      </w:tr>
-      <w:tr>
-        <w:tc>
-          <w:tcPr>
-            <w:tcW w:type="dxa" w:w="964"/>
-          </w:tcPr>
-          <w:p>
-            <w:r>
-              <w:rPr>
-                <w:b/>
-                <w:i w:val="0"/>
-                <w:color w:val="EA580C"/>
-                <w:sz w:val="16"/>
-              </w:rPr>
-              <w:t>Moyenne</w:t>
-            </w:r>
-          </w:p>
-        </w:tc>
-        <w:tc>
-          <w:tcPr>
-            <w:tcW w:type="dxa" w:w="1247"/>
-          </w:tcPr>
-          <w:p>
-            <w:r>
-              <w:rPr>
-                <w:b/>
-                <w:i w:val="0"/>
-                <w:sz w:val="16"/>
-              </w:rPr>
-              <w:t>S09</w:t>
-              <w:br/>
-            </w:r>
-            <w:r>
-              <w:rPr>
-                <w:b w:val="0"/>
-                <w:i w:val="0"/>
-                <w:color w:val="64748B"/>
-                <w:sz w:val="14"/>
-              </w:rPr>
-              <w:t>Dépenses non alimentaires</w:t>
-            </w:r>
-          </w:p>
-        </w:tc>
-        <w:tc>
-          <w:tcPr>
-            <w:tcW w:type="dxa" w:w="1531"/>
-          </w:tcPr>
-          <w:p>
-            <w:r>
-              <w:rPr>
-                <w:b/>
-                <w:i w:val="0"/>
-                <w:color w:val="16A34A"/>
-                <w:sz w:val="16"/>
-              </w:rPr>
-              <w:t>—</w:t>
-            </w:r>
-          </w:p>
-        </w:tc>
-        <w:tc>
-          <w:tcPr>
-            <w:tcW w:type="dxa" w:w="1191"/>
-          </w:tcPr>
-          <w:p>
-            <w:r>
-              <w:rPr>
-                <w:b w:val="0"/>
-                <w:i w:val="0"/>
-                <w:color w:val="64748B"/>
-                <w:sz w:val="16"/>
-              </w:rPr>
-              <w:t>GT-CQ</w:t>
-            </w:r>
-          </w:p>
-        </w:tc>
-        <w:tc>
-          <w:tcPr>
-            <w:tcW w:type="dxa" w:w="4706"/>
-          </w:tcPr>
-          <w:p>
-            <w:r>
-              <w:rPr>
-                <w:b w:val="0"/>
-                <w:i w:val="0"/>
-                <w:sz w:val="17"/>
-              </w:rPr>
-              <w:t>Attention ! La dépense du ménage de Mamadou Camara (17500 Fcfa) au cours de 6 derniers mois de Chaussures hommes est relativement élevé.</w:t>
-            </w:r>
-          </w:p>
-        </w:tc>
-      </w:tr>
-      <w:tr>
-        <w:tc>
-          <w:tcPr>
-            <w:tcW w:type="dxa" w:w="964"/>
-          </w:tcPr>
-          <w:p>
-            <w:r>
-              <w:rPr>
-                <w:b/>
-                <w:i w:val="0"/>
-                <w:color w:val="EA580C"/>
-                <w:sz w:val="16"/>
-              </w:rPr>
-              <w:t>Moyenne</w:t>
-            </w:r>
-          </w:p>
-        </w:tc>
-        <w:tc>
-          <w:tcPr>
-            <w:tcW w:type="dxa" w:w="1247"/>
-          </w:tcPr>
-          <w:p>
-            <w:r>
-              <w:rPr>
-                <w:b/>
-                <w:i w:val="0"/>
-                <w:sz w:val="16"/>
-              </w:rPr>
-              <w:t>S09</w:t>
-              <w:br/>
-            </w:r>
-            <w:r>
-              <w:rPr>
-                <w:b w:val="0"/>
-                <w:i w:val="0"/>
-                <w:color w:val="64748B"/>
-                <w:sz w:val="14"/>
-              </w:rPr>
-              <w:t>Dépenses non alimentaires</w:t>
-            </w:r>
-          </w:p>
-        </w:tc>
-        <w:tc>
-          <w:tcPr>
-            <w:tcW w:type="dxa" w:w="1531"/>
-          </w:tcPr>
-          <w:p>
-            <w:r>
-              <w:rPr>
-                <w:b/>
-                <w:i w:val="0"/>
-                <w:color w:val="16A34A"/>
-                <w:sz w:val="16"/>
-              </w:rPr>
-              <w:t>—</w:t>
-            </w:r>
-          </w:p>
-        </w:tc>
-        <w:tc>
-          <w:tcPr>
-            <w:tcW w:type="dxa" w:w="1191"/>
-          </w:tcPr>
-          <w:p>
-            <w:r>
-              <w:rPr>
-                <w:b w:val="0"/>
-                <w:i w:val="0"/>
-                <w:color w:val="64748B"/>
-                <w:sz w:val="16"/>
-              </w:rPr>
-              <w:t>GT-CQ</w:t>
-            </w:r>
-          </w:p>
-        </w:tc>
-        <w:tc>
-          <w:tcPr>
-            <w:tcW w:type="dxa" w:w="4706"/>
-          </w:tcPr>
-          <w:p>
-            <w:r>
-              <w:rPr>
-                <w:b w:val="0"/>
-                <w:i w:val="0"/>
-                <w:sz w:val="17"/>
-              </w:rPr>
-              <w:t>Prière de corriger ou de confirmer avec le QG.</w:t>
-            </w:r>
-          </w:p>
-        </w:tc>
-      </w:tr>
-      <w:tr>
-        <w:tc>
-          <w:tcPr>
-            <w:tcW w:type="dxa" w:w="964"/>
-          </w:tcPr>
-          <w:p>
-            <w:r>
-              <w:rPr>
-                <w:b/>
-                <w:i w:val="0"/>
-                <w:color w:val="EA580C"/>
-                <w:sz w:val="16"/>
-              </w:rPr>
-              <w:t>Moyenne</w:t>
-            </w:r>
-          </w:p>
-        </w:tc>
-        <w:tc>
-          <w:tcPr>
-            <w:tcW w:type="dxa" w:w="1247"/>
-          </w:tcPr>
-          <w:p>
-            <w:r>
-              <w:rPr>
-                <w:b/>
-                <w:i w:val="0"/>
-                <w:sz w:val="16"/>
-              </w:rPr>
-              <w:t>S09</w:t>
-              <w:br/>
-            </w:r>
-            <w:r>
-              <w:rPr>
-                <w:b w:val="0"/>
-                <w:i w:val="0"/>
-                <w:color w:val="64748B"/>
-                <w:sz w:val="14"/>
-              </w:rPr>
-              <w:t>Dépenses non alimentaires</w:t>
-            </w:r>
-          </w:p>
-        </w:tc>
-        <w:tc>
-          <w:tcPr>
-            <w:tcW w:type="dxa" w:w="1531"/>
-          </w:tcPr>
-          <w:p>
-            <w:r>
-              <w:rPr>
-                <w:b/>
-                <w:i w:val="0"/>
-                <w:color w:val="16A34A"/>
-                <w:sz w:val="16"/>
-              </w:rPr>
-              <w:t>—</w:t>
-            </w:r>
-          </w:p>
-        </w:tc>
-        <w:tc>
-          <w:tcPr>
-            <w:tcW w:type="dxa" w:w="1191"/>
-          </w:tcPr>
-          <w:p>
-            <w:r>
-              <w:rPr>
-                <w:b w:val="0"/>
-                <w:i w:val="0"/>
-                <w:color w:val="64748B"/>
-                <w:sz w:val="16"/>
-              </w:rPr>
-              <w:t>GT-CQ</w:t>
-            </w:r>
-          </w:p>
-        </w:tc>
-        <w:tc>
-          <w:tcPr>
-            <w:tcW w:type="dxa" w:w="4706"/>
-          </w:tcPr>
-          <w:p>
-            <w:r>
-              <w:rPr>
-                <w:b w:val="0"/>
-                <w:i w:val="0"/>
-                <w:sz w:val="17"/>
-              </w:rPr>
-              <w:t>Attention ! La dépense du ménage de Mamadou Camara (48000 Fcfa) au cours de 6 derniers mois de Parfums est relativement élevé.</w:t>
-            </w:r>
-          </w:p>
-        </w:tc>
-      </w:tr>
-      <w:tr>
-        <w:tc>
-          <w:tcPr>
-            <w:tcW w:type="dxa" w:w="964"/>
-          </w:tcPr>
-          <w:p>
-            <w:r>
-              <w:rPr>
-                <w:b/>
-                <w:i w:val="0"/>
-                <w:color w:val="EA580C"/>
-                <w:sz w:val="16"/>
-              </w:rPr>
-              <w:t>Moyenne</w:t>
-            </w:r>
-          </w:p>
-        </w:tc>
-        <w:tc>
-          <w:tcPr>
-            <w:tcW w:type="dxa" w:w="1247"/>
-          </w:tcPr>
-          <w:p>
-            <w:r>
-              <w:rPr>
-                <w:b/>
-                <w:i w:val="0"/>
-                <w:sz w:val="16"/>
-              </w:rPr>
-              <w:t>S09</w:t>
-              <w:br/>
-            </w:r>
-            <w:r>
-              <w:rPr>
-                <w:b w:val="0"/>
-                <w:i w:val="0"/>
-                <w:color w:val="64748B"/>
-                <w:sz w:val="14"/>
-              </w:rPr>
-              <w:t>Dépenses non alimentaires</w:t>
-            </w:r>
-          </w:p>
-        </w:tc>
-        <w:tc>
-          <w:tcPr>
-            <w:tcW w:type="dxa" w:w="1531"/>
-          </w:tcPr>
-          <w:p>
-            <w:r>
-              <w:rPr>
-                <w:b/>
-                <w:i w:val="0"/>
-                <w:color w:val="16A34A"/>
-                <w:sz w:val="16"/>
-              </w:rPr>
-              <w:t>—</w:t>
-            </w:r>
-          </w:p>
-        </w:tc>
-        <w:tc>
-          <w:tcPr>
-            <w:tcW w:type="dxa" w:w="1191"/>
-          </w:tcPr>
-          <w:p>
-            <w:r>
-              <w:rPr>
-                <w:b w:val="0"/>
-                <w:i w:val="0"/>
-                <w:color w:val="64748B"/>
-                <w:sz w:val="16"/>
-              </w:rPr>
-              <w:t>GT-CQ</w:t>
-            </w:r>
-          </w:p>
-        </w:tc>
-        <w:tc>
-          <w:tcPr>
-            <w:tcW w:type="dxa" w:w="4706"/>
-          </w:tcPr>
-          <w:p>
-            <w:r>
-              <w:rPr>
-                <w:b w:val="0"/>
-                <w:i w:val="0"/>
-                <w:sz w:val="17"/>
-              </w:rPr>
-              <w:t>Attention ! La dépense du ménage de Mamadou Camara (6000 Fcfa) au cours de 6 derniers mois de Frais de confection et de réparation de vêtements enfants est relativement élevé.</w:t>
-            </w:r>
-          </w:p>
-        </w:tc>
-      </w:tr>
-      <w:tr>
-        <w:tc>
-          <w:tcPr>
-            <w:tcW w:type="dxa" w:w="964"/>
-          </w:tcPr>
-          <w:p>
-            <w:r>
-              <w:rPr>
-                <w:b/>
-                <w:i w:val="0"/>
-                <w:color w:val="EA580C"/>
-                <w:sz w:val="16"/>
-              </w:rPr>
-              <w:t>Moyenne</w:t>
-            </w:r>
-          </w:p>
-        </w:tc>
-        <w:tc>
-          <w:tcPr>
-            <w:tcW w:type="dxa" w:w="1247"/>
-          </w:tcPr>
-          <w:p>
-            <w:r>
-              <w:rPr>
-                <w:b/>
-                <w:i w:val="0"/>
-                <w:sz w:val="16"/>
-              </w:rPr>
-              <w:t>S10</w:t>
-              <w:br/>
-            </w:r>
-            <w:r>
-              <w:rPr>
-                <w:b w:val="0"/>
-                <w:i w:val="0"/>
-                <w:color w:val="64748B"/>
-                <w:sz w:val="14"/>
-              </w:rPr>
-              <w:t>Logement</w:t>
-            </w:r>
-          </w:p>
-        </w:tc>
-        <w:tc>
-          <w:tcPr>
-            <w:tcW w:type="dxa" w:w="1531"/>
-          </w:tcPr>
-          <w:p>
-            <w:r>
-              <w:rPr>
-                <w:b/>
-                <w:i w:val="0"/>
-                <w:color w:val="16A34A"/>
-                <w:sz w:val="16"/>
-              </w:rPr>
-              <w:t>s00q07a, s00q08, s00q10, s00q13_0, s00q15_0, s00q17_0, s00q23a, s00q23b</w:t>
-            </w:r>
-          </w:p>
-        </w:tc>
-        <w:tc>
-          <w:tcPr>
-            <w:tcW w:type="dxa" w:w="1191"/>
-          </w:tcPr>
-          <w:p>
-            <w:r>
-              <w:rPr>
-                <w:b w:val="0"/>
-                <w:i w:val="0"/>
-                <w:color w:val="64748B"/>
-                <w:sz w:val="16"/>
-              </w:rPr>
-              <w:t>GT-CQ</w:t>
-            </w:r>
-          </w:p>
-        </w:tc>
-        <w:tc>
-          <w:tcPr>
-            <w:tcW w:type="dxa" w:w="4706"/>
-          </w:tcPr>
-          <w:p>
-            <w:r>
-              <w:rPr>
-                <w:b w:val="0"/>
-                <w:i w:val="0"/>
-                <w:sz w:val="17"/>
-              </w:rPr>
-              <w:t>Le noms de l'entreprise alimentation générale 1 ne doit pas contenir de chiffre et doit être bien renseigné, prière de bien renseigné .</w:t>
+              <w:t>Le noms de l'entreprise alimentation générale 2 ne doit pas contenir de chiffre et doit être bien renseigné, prière de bien renseigné .</w:t>
             </w:r>
           </w:p>
         </w:tc>
